--- a/public/Archit_Agrawal_Resume_Detailed.docx
+++ b/public/Archit_Agrawal_Resume_Detailed.docx
@@ -31,7 +31,7 @@
           <w:szCs w:val="16"/>
           <w:color w:val="333333"/>
         </w:rPr>
-        <w:t xml:space="preserve">Tempe, AZ    623-312-0435    architagrawal000@gmail.com    linkedin.com/in/agrawal-archit    github.com/architagrawal    agrawal-archit.vercel.app</w:t>
+        <w:t xml:space="preserve">Phoenix, AZ    623-312-0435    architagrawal000@gmail.com    linkedin.com/in/agrawal-archit    github.com/architagrawal    agrawal-archit.vercel.app</w:t>
       </w:r>
     </w:p>
     <w:p>
@@ -77,7 +77,7 @@
           <w:szCs w:val="19"/>
           <w:color w:val="111111"/>
         </w:rPr>
-        <w:t xml:space="preserve">EdPlus, Arizona State University</w:t>
+        <w:t xml:space="preserve">EdPlus</w:t>
       </w:r>
       <w:r>
         <w:tab/>
@@ -89,205 +89,238 @@
           <w:szCs w:val="17"/>
           <w:color w:val="333333"/>
         </w:rPr>
-        <w:t xml:space="preserve">Tempe, AZ    May 2026 – Present</w:t>
-      </w:r>
-    </w:p>
-    <w:p>
-      <w:pPr>
-        <w:spacing w:before="0" w:after="30" w:line="252" w:lineRule="auto"/>
-        <w:ind w:left="227" w:hanging="227"/>
-      </w:pPr>
-      <w:r>
-        <w:rPr>
-          <w:rFonts w:ascii="Arial" w:hAnsi="Arial" w:cs="Arial"/>
-          <w:sz w:val="18"/>
-          <w:szCs w:val="18"/>
-          <w:color w:val="555555"/>
-        </w:rPr>
-        <w:t xml:space="preserve">•</w:t>
-      </w:r>
-      <w:r>
-        <w:rPr>
-          <w:rFonts w:ascii="Arial" w:hAnsi="Arial" w:cs="Arial"/>
-          <w:sz w:val="18"/>
-          <w:szCs w:val="18"/>
-          <w:color w:val="111111"/>
-        </w:rPr>
-        <w:t xml:space="preserve">  </w:t>
-      </w:r>
-      <w:r>
-        <w:rPr>
-          <w:rFonts w:ascii="Arial" w:hAnsi="Arial" w:cs="Arial"/>
-          <w:sz w:val="18"/>
-          <w:szCs w:val="18"/>
-          <w:color w:val="111111"/>
-        </w:rPr>
-        <w:t xml:space="preserve">Architected the agentic survey-analysis platform that retired every per-survey pipeline: 10 agents over 65 tools in TypeScript/NestJS on a Step Functions machine generated from a declarative graph, with Distributed Map fan-out and a 5% failure circuit breaker.</w:t>
-      </w:r>
-    </w:p>
-    <w:p>
-      <w:pPr>
-        <w:spacing w:before="0" w:after="30" w:line="252" w:lineRule="auto"/>
-        <w:ind w:left="227" w:hanging="227"/>
-      </w:pPr>
-      <w:r>
-        <w:rPr>
-          <w:rFonts w:ascii="Arial" w:hAnsi="Arial" w:cs="Arial"/>
-          <w:sz w:val="18"/>
-          <w:szCs w:val="18"/>
-          <w:color w:val="555555"/>
-        </w:rPr>
-        <w:t xml:space="preserve">•</w:t>
-      </w:r>
-      <w:r>
-        <w:rPr>
-          <w:rFonts w:ascii="Arial" w:hAnsi="Arial" w:cs="Arial"/>
-          <w:sz w:val="18"/>
-          <w:szCs w:val="18"/>
-          <w:color w:val="111111"/>
-        </w:rPr>
-        <w:t xml:space="preserve">  </w:t>
-      </w:r>
-      <w:r>
-        <w:rPr>
-          <w:rFonts w:ascii="Arial" w:hAnsi="Arial" w:cs="Arial"/>
-          <w:sz w:val="18"/>
-          <w:szCs w:val="18"/>
-          <w:color w:val="111111"/>
-        </w:rPr>
-        <w:t xml:space="preserve">Eliminated a silent failure mode dropping roughly 1 row in 8 unflagged: schema-constrained decoding, correlation tokens and citation checks took join integrity to 100% and label churn to zero across 258 runs.</w:t>
-      </w:r>
-    </w:p>
-    <w:p>
-      <w:pPr>
-        <w:spacing w:before="0" w:after="30" w:line="252" w:lineRule="auto"/>
-        <w:ind w:left="227" w:hanging="227"/>
-      </w:pPr>
-      <w:r>
-        <w:rPr>
-          <w:rFonts w:ascii="Arial" w:hAnsi="Arial" w:cs="Arial"/>
-          <w:sz w:val="18"/>
-          <w:szCs w:val="18"/>
-          <w:color w:val="555555"/>
-        </w:rPr>
-        <w:t xml:space="preserve">•</w:t>
-      </w:r>
-      <w:r>
-        <w:rPr>
-          <w:rFonts w:ascii="Arial" w:hAnsi="Arial" w:cs="Arial"/>
-          <w:sz w:val="18"/>
-          <w:szCs w:val="18"/>
-          <w:color w:val="111111"/>
-        </w:rPr>
-        <w:t xml:space="preserve">  </w:t>
-      </w:r>
-      <w:r>
-        <w:rPr>
-          <w:rFonts w:ascii="Arial" w:hAnsi="Arial" w:cs="Arial"/>
-          <w:sz w:val="18"/>
-          <w:szCs w:val="18"/>
-          <w:color w:val="111111"/>
-        </w:rPr>
-        <w:t xml:space="preserve">Isolated the dominant variable in labeling quality: model choice moved F1 by 0.230 against 0.007 for pipeline shape, 33x, redirecting the team's roadmap from orchestration to model selection.</w:t>
-      </w:r>
-    </w:p>
-    <w:p>
-      <w:pPr>
-        <w:spacing w:before="0" w:after="30" w:line="252" w:lineRule="auto"/>
-        <w:ind w:left="227" w:hanging="227"/>
-      </w:pPr>
-      <w:r>
-        <w:rPr>
-          <w:rFonts w:ascii="Arial" w:hAnsi="Arial" w:cs="Arial"/>
-          <w:sz w:val="18"/>
-          <w:szCs w:val="18"/>
-          <w:color w:val="555555"/>
-        </w:rPr>
-        <w:t xml:space="preserve">•</w:t>
-      </w:r>
-      <w:r>
-        <w:rPr>
-          <w:rFonts w:ascii="Arial" w:hAnsi="Arial" w:cs="Arial"/>
-          <w:sz w:val="18"/>
-          <w:szCs w:val="18"/>
-          <w:color w:val="111111"/>
-        </w:rPr>
-        <w:t xml:space="preserve">  </w:t>
-      </w:r>
-      <w:r>
-        <w:rPr>
-          <w:rFonts w:ascii="Arial" w:hAnsi="Arial" w:cs="Arial"/>
-          <w:sz w:val="18"/>
-          <w:szCs w:val="18"/>
-          <w:color w:val="111111"/>
-        </w:rPr>
-        <w:t xml:space="preserve">Retired the 0.637 accuracy baseline every prior claim rested on, after fresh runs reproduced it at 0.523 and traced the gap to a spreadsheet human-reviewed before delivery.</w:t>
-      </w:r>
-    </w:p>
-    <w:p>
-      <w:pPr>
-        <w:spacing w:before="0" w:after="30" w:line="252" w:lineRule="auto"/>
-        <w:ind w:left="227" w:hanging="227"/>
-      </w:pPr>
-      <w:r>
-        <w:rPr>
-          <w:rFonts w:ascii="Arial" w:hAnsi="Arial" w:cs="Arial"/>
-          <w:sz w:val="18"/>
-          <w:szCs w:val="18"/>
-          <w:color w:val="555555"/>
-        </w:rPr>
-        <w:t xml:space="preserve">•</w:t>
-      </w:r>
-      <w:r>
-        <w:rPr>
-          <w:rFonts w:ascii="Arial" w:hAnsi="Arial" w:cs="Arial"/>
-          <w:sz w:val="18"/>
-          <w:szCs w:val="18"/>
-          <w:color w:val="111111"/>
-        </w:rPr>
-        <w:t xml:space="preserve">  </w:t>
-      </w:r>
-      <w:r>
-        <w:rPr>
-          <w:rFonts w:ascii="Arial" w:hAnsi="Arial" w:cs="Arial"/>
-          <w:sz w:val="18"/>
-          <w:szCs w:val="18"/>
-          <w:color w:val="111111"/>
-        </w:rPr>
-        <w:t xml:space="preserve">Ran the platform with no database, on in-process DuckDB over per-run JSON with Lance retrieval from S3: ask latency held flat at 200x row volume, cross-scope queries over 216 runs in milliseconds.</w:t>
-      </w:r>
-    </w:p>
-    <w:p>
-      <w:pPr>
-        <w:spacing w:before="0" w:after="30" w:line="252" w:lineRule="auto"/>
-        <w:ind w:left="227" w:hanging="227"/>
-      </w:pPr>
-      <w:r>
-        <w:rPr>
-          <w:rFonts w:ascii="Arial" w:hAnsi="Arial" w:cs="Arial"/>
-          <w:sz w:val="18"/>
-          <w:szCs w:val="18"/>
-          <w:color w:val="555555"/>
-        </w:rPr>
-        <w:t xml:space="preserve">•</w:t>
-      </w:r>
-      <w:r>
-        <w:rPr>
-          <w:rFonts w:ascii="Arial" w:hAnsi="Arial" w:cs="Arial"/>
-          <w:sz w:val="18"/>
-          <w:szCs w:val="18"/>
-          <w:color w:val="111111"/>
-        </w:rPr>
-        <w:t xml:space="preserve">  </w:t>
-      </w:r>
-      <w:r>
-        <w:rPr>
-          <w:rFonts w:ascii="Arial" w:hAnsi="Arial" w:cs="Arial"/>
-          <w:sz w:val="18"/>
-          <w:szCs w:val="18"/>
-          <w:color w:val="111111"/>
-        </w:rPr>
-        <w:t xml:space="preserve">Authored the target architecture the production platform is built from: 80 logged decisions and 40 measured experiments, each stating what it does not establish.</w:t>
+        <w:t xml:space="preserve">Phoenix, AZ    May 2026 – Present</w:t>
+      </w:r>
+    </w:p>
+    <w:p>
+      <w:pPr>
+        <w:spacing w:before="0" w:after="30" w:line="252" w:lineRule="auto"/>
+        <w:ind w:left="227" w:hanging="227"/>
+      </w:pPr>
+      <w:r>
+        <w:rPr>
+          <w:rFonts w:ascii="Arial" w:hAnsi="Arial" w:cs="Arial"/>
+          <w:sz w:val="18"/>
+          <w:szCs w:val="18"/>
+          <w:color w:val="555555"/>
+        </w:rPr>
+        <w:t xml:space="preserve">•</w:t>
+      </w:r>
+      <w:r>
+        <w:rPr>
+          <w:rFonts w:ascii="Arial" w:hAnsi="Arial" w:cs="Arial"/>
+          <w:sz w:val="18"/>
+          <w:szCs w:val="18"/>
+          <w:color w:val="111111"/>
+        </w:rPr>
+        <w:t xml:space="preserve">  </w:t>
+      </w:r>
+      <w:r>
+        <w:rPr>
+          <w:rFonts w:ascii="Arial" w:hAnsi="Arial" w:cs="Arial"/>
+          <w:sz w:val="18"/>
+          <w:szCs w:val="18"/>
+          <w:color w:val="111111"/>
+        </w:rPr>
+        <w:t xml:space="preserve">Architected and own a 12-agent analytics platform turning any structured dataset into charts and cited answers with zero per-dataset code; TypeScript, NestJS, AWS Bedrock, Step Functions.</w:t>
+      </w:r>
+    </w:p>
+    <w:p>
+      <w:pPr>
+        <w:spacing w:before="0" w:after="30" w:line="252" w:lineRule="auto"/>
+        <w:ind w:left="227" w:hanging="227"/>
+      </w:pPr>
+      <w:r>
+        <w:rPr>
+          <w:rFonts w:ascii="Arial" w:hAnsi="Arial" w:cs="Arial"/>
+          <w:sz w:val="18"/>
+          <w:szCs w:val="18"/>
+          <w:color w:val="555555"/>
+        </w:rPr>
+        <w:t xml:space="preserve">•</w:t>
+      </w:r>
+      <w:r>
+        <w:rPr>
+          <w:rFonts w:ascii="Arial" w:hAnsi="Arial" w:cs="Arial"/>
+          <w:sz w:val="18"/>
+          <w:szCs w:val="18"/>
+          <w:color w:val="111111"/>
+        </w:rPr>
+        <w:t xml:space="preserve">  </w:t>
+      </w:r>
+      <w:r>
+        <w:rPr>
+          <w:rFonts w:ascii="Arial" w:hAnsi="Arial" w:cs="Arial"/>
+          <w:sz w:val="18"/>
+          <w:szCs w:val="18"/>
+          <w:color w:val="111111"/>
+        </w:rPr>
+        <w:t xml:space="preserve">Built the Nuxt front end where a plain-English question returns an interactive chart with sort, filter, top-N and undo, on in-process DuckDB holding latency flat at 200x row volume.</w:t>
+      </w:r>
+    </w:p>
+    <w:p>
+      <w:pPr>
+        <w:spacing w:before="0" w:after="30" w:line="252" w:lineRule="auto"/>
+        <w:ind w:left="227" w:hanging="227"/>
+      </w:pPr>
+      <w:r>
+        <w:rPr>
+          <w:rFonts w:ascii="Arial" w:hAnsi="Arial" w:cs="Arial"/>
+          <w:sz w:val="18"/>
+          <w:szCs w:val="18"/>
+          <w:color w:val="555555"/>
+        </w:rPr>
+        <w:t xml:space="preserve">•</w:t>
+      </w:r>
+      <w:r>
+        <w:rPr>
+          <w:rFonts w:ascii="Arial" w:hAnsi="Arial" w:cs="Arial"/>
+          <w:sz w:val="18"/>
+          <w:szCs w:val="18"/>
+          <w:color w:val="111111"/>
+        </w:rPr>
+        <w:t xml:space="preserve">  </w:t>
+      </w:r>
+      <w:r>
+        <w:rPr>
+          <w:rFonts w:ascii="Arial" w:hAnsi="Arial" w:cs="Arial"/>
+          <w:sz w:val="18"/>
+          <w:szCs w:val="18"/>
+          <w:color w:val="111111"/>
+        </w:rPr>
+        <w:t xml:space="preserve">Designed a rules-based chart selector across 17 chart types grounded in visualization research; an LLM suggestion is used only if it scores better, so AI cannot worsen a chart.</w:t>
+      </w:r>
+    </w:p>
+    <w:p>
+      <w:pPr>
+        <w:spacing w:before="0" w:after="30" w:line="252" w:lineRule="auto"/>
+        <w:ind w:left="227" w:hanging="227"/>
+      </w:pPr>
+      <w:r>
+        <w:rPr>
+          <w:rFonts w:ascii="Arial" w:hAnsi="Arial" w:cs="Arial"/>
+          <w:sz w:val="18"/>
+          <w:szCs w:val="18"/>
+          <w:color w:val="555555"/>
+        </w:rPr>
+        <w:t xml:space="preserve">•</w:t>
+      </w:r>
+      <w:r>
+        <w:rPr>
+          <w:rFonts w:ascii="Arial" w:hAnsi="Arial" w:cs="Arial"/>
+          <w:sz w:val="18"/>
+          <w:szCs w:val="18"/>
+          <w:color w:val="111111"/>
+        </w:rPr>
+        <w:t xml:space="preserve">  </w:t>
+      </w:r>
+      <w:r>
+        <w:rPr>
+          <w:rFonts w:ascii="Arial" w:hAnsi="Arial" w:cs="Arial"/>
+          <w:sz w:val="18"/>
+          <w:szCs w:val="18"/>
+          <w:color w:val="111111"/>
+        </w:rPr>
+        <w:t xml:space="preserve">Quadrupled insight recall in automated reports, 13% to 52-59% on held-out datasets, by letting an agent pick the analyses while deterministic code computes every number.</w:t>
+      </w:r>
+    </w:p>
+    <w:p>
+      <w:pPr>
+        <w:spacing w:before="0" w:after="30" w:line="252" w:lineRule="auto"/>
+        <w:ind w:left="227" w:hanging="227"/>
+      </w:pPr>
+      <w:r>
+        <w:rPr>
+          <w:rFonts w:ascii="Arial" w:hAnsi="Arial" w:cs="Arial"/>
+          <w:sz w:val="18"/>
+          <w:szCs w:val="18"/>
+          <w:color w:val="555555"/>
+        </w:rPr>
+        <w:t xml:space="preserve">•</w:t>
+      </w:r>
+      <w:r>
+        <w:rPr>
+          <w:rFonts w:ascii="Arial" w:hAnsi="Arial" w:cs="Arial"/>
+          <w:sz w:val="18"/>
+          <w:szCs w:val="18"/>
+          <w:color w:val="111111"/>
+        </w:rPr>
+        <w:t xml:space="preserve">  </w:t>
+      </w:r>
+      <w:r>
+        <w:rPr>
+          <w:rFonts w:ascii="Arial" w:hAnsi="Arial" w:cs="Arial"/>
+          <w:sz w:val="18"/>
+          <w:szCs w:val="18"/>
+          <w:color w:val="111111"/>
+        </w:rPr>
+        <w:t xml:space="preserve">Caught a silent bug mislabeling 13% of rows before it reached institutional reports, reaching 100% join integrity with schema-constrained LLM output and citation checks.</w:t>
+      </w:r>
+    </w:p>
+    <w:p>
+      <w:pPr>
+        <w:spacing w:before="0" w:after="30" w:line="252" w:lineRule="auto"/>
+        <w:ind w:left="227" w:hanging="227"/>
+      </w:pPr>
+      <w:r>
+        <w:rPr>
+          <w:rFonts w:ascii="Arial" w:hAnsi="Arial" w:cs="Arial"/>
+          <w:sz w:val="18"/>
+          <w:szCs w:val="18"/>
+          <w:color w:val="555555"/>
+        </w:rPr>
+        <w:t xml:space="preserve">•</w:t>
+      </w:r>
+      <w:r>
+        <w:rPr>
+          <w:rFonts w:ascii="Arial" w:hAnsi="Arial" w:cs="Arial"/>
+          <w:sz w:val="18"/>
+          <w:szCs w:val="18"/>
+          <w:color w:val="111111"/>
+        </w:rPr>
+        <w:t xml:space="preserve">  </w:t>
+      </w:r>
+      <w:r>
+        <w:rPr>
+          <w:rFonts w:ascii="Arial" w:hAnsi="Arial" w:cs="Arial"/>
+          <w:sz w:val="18"/>
+          <w:szCs w:val="18"/>
+          <w:color w:val="111111"/>
+        </w:rPr>
+        <w:t xml:space="preserve">Showed model choice moves F1 33x more than pipeline architecture, across models costing $5 to $89 per 100k rows, redirecting the team roadmap toward model selection.</w:t>
+      </w:r>
+    </w:p>
+    <w:p>
+      <w:pPr>
+        <w:spacing w:before="0" w:after="30" w:line="252" w:lineRule="auto"/>
+        <w:ind w:left="227" w:hanging="227"/>
+      </w:pPr>
+      <w:r>
+        <w:rPr>
+          <w:rFonts w:ascii="Arial" w:hAnsi="Arial" w:cs="Arial"/>
+          <w:sz w:val="18"/>
+          <w:szCs w:val="18"/>
+          <w:color w:val="555555"/>
+        </w:rPr>
+        <w:t xml:space="preserve">•</w:t>
+      </w:r>
+      <w:r>
+        <w:rPr>
+          <w:rFonts w:ascii="Arial" w:hAnsi="Arial" w:cs="Arial"/>
+          <w:sz w:val="18"/>
+          <w:szCs w:val="18"/>
+          <w:color w:val="111111"/>
+        </w:rPr>
+        <w:t xml:space="preserve">  </w:t>
+      </w:r>
+      <w:r>
+        <w:rPr>
+          <w:rFonts w:ascii="Arial" w:hAnsi="Arial" w:cs="Arial"/>
+          <w:sz w:val="18"/>
+          <w:szCs w:val="18"/>
+          <w:color w:val="111111"/>
+        </w:rPr>
+        <w:t xml:space="preserve">Found the team's headline accuracy of 0.637 could not be reproduced, fresh runs scoring 0.523, traced it to a hand-reviewed spreadsheet and reset the baseline.</w:t>
       </w:r>
     </w:p>
     <w:p>
@@ -353,73 +386,73 @@
           <w:szCs w:val="18"/>
           <w:color w:val="111111"/>
         </w:rPr>
-        <w:t xml:space="preserve">Built the governance surface: personal-data classification inside intake, Bedrock Guardrails deployed as their own CDK stack, entitlement-gated respondent-level retrieval, and per-stage spend caps enforced in code after an audit found the existing guard doing nothing.</w:t>
-      </w:r>
-    </w:p>
-    <w:p>
-      <w:pPr>
-        <w:spacing w:before="0" w:after="30" w:line="252" w:lineRule="auto"/>
-        <w:ind w:left="227" w:hanging="227"/>
-      </w:pPr>
-      <w:r>
-        <w:rPr>
-          <w:rFonts w:ascii="Arial" w:hAnsi="Arial" w:cs="Arial"/>
-          <w:sz w:val="18"/>
-          <w:szCs w:val="18"/>
-          <w:color w:val="555555"/>
-        </w:rPr>
-        <w:t xml:space="preserve">•</w:t>
-      </w:r>
-      <w:r>
-        <w:rPr>
-          <w:rFonts w:ascii="Arial" w:hAnsi="Arial" w:cs="Arial"/>
-          <w:sz w:val="18"/>
-          <w:szCs w:val="18"/>
-          <w:color w:val="111111"/>
-        </w:rPr>
-        <w:t xml:space="preserve">  </w:t>
-      </w:r>
-      <w:r>
-        <w:rPr>
-          <w:rFonts w:ascii="Arial" w:hAnsi="Arial" w:cs="Arial"/>
-          <w:sz w:val="18"/>
-          <w:szCs w:val="18"/>
-          <w:color w:val="111111"/>
-        </w:rPr>
-        <w:t xml:space="preserve">Cut labeling spend by calibrating codebook fit before any run: a 25-row sample separates a workable codebook (0.598 fit, 4% abstain) from an unusable one (0.316, 88%) for about $0.001.</w:t>
-      </w:r>
-    </w:p>
-    <w:p>
-      <w:pPr>
-        <w:spacing w:before="0" w:after="30" w:line="252" w:lineRule="auto"/>
-        <w:ind w:left="227" w:hanging="227"/>
-      </w:pPr>
-      <w:r>
-        <w:rPr>
-          <w:rFonts w:ascii="Arial" w:hAnsi="Arial" w:cs="Arial"/>
-          <w:sz w:val="18"/>
-          <w:szCs w:val="18"/>
-          <w:color w:val="555555"/>
-        </w:rPr>
-        <w:t xml:space="preserve">•</w:t>
-      </w:r>
-      <w:r>
-        <w:rPr>
-          <w:rFonts w:ascii="Arial" w:hAnsi="Arial" w:cs="Arial"/>
-          <w:sz w:val="18"/>
-          <w:szCs w:val="18"/>
-          <w:color w:val="111111"/>
-        </w:rPr>
-        <w:t xml:space="preserve">  </w:t>
-      </w:r>
-      <w:r>
-        <w:rPr>
-          <w:rFonts w:ascii="Arial" w:hAnsi="Arial" w:cs="Arial"/>
-          <w:sz w:val="18"/>
-          <w:szCs w:val="18"/>
-          <w:color w:val="111111"/>
-        </w:rPr>
-        <w:t xml:space="preserve">Unlocked a time axis on roughly 7 in 10 real exports that reported no date column while carrying the timestamp packed inside an identifier, through a five-stage intake that also survives UTF-16 null-byte headers and duplicate headers overwriting a column.</w:t>
+        <w:t xml:space="preserve">Authored the target architecture the production platform is built from: 80 logged decisions and 200 measured experiments, each stating what it does not establish, grounded in 12 prior-art passes across SSSOM, DDI, Metabase MBQL, Vega-Lite, Draco and LIDA.</w:t>
+      </w:r>
+    </w:p>
+    <w:p>
+      <w:pPr>
+        <w:spacing w:before="0" w:after="30" w:line="252" w:lineRule="auto"/>
+        <w:ind w:left="227" w:hanging="227"/>
+      </w:pPr>
+      <w:r>
+        <w:rPr>
+          <w:rFonts w:ascii="Arial" w:hAnsi="Arial" w:cs="Arial"/>
+          <w:sz w:val="18"/>
+          <w:szCs w:val="18"/>
+          <w:color w:val="555555"/>
+        </w:rPr>
+        <w:t xml:space="preserve">•</w:t>
+      </w:r>
+      <w:r>
+        <w:rPr>
+          <w:rFonts w:ascii="Arial" w:hAnsi="Arial" w:cs="Arial"/>
+          <w:sz w:val="18"/>
+          <w:szCs w:val="18"/>
+          <w:color w:val="111111"/>
+        </w:rPr>
+        <w:t xml:space="preserve">  </w:t>
+      </w:r>
+      <w:r>
+        <w:rPr>
+          <w:rFonts w:ascii="Arial" w:hAnsi="Arial" w:cs="Arial"/>
+          <w:sz w:val="18"/>
+          <w:szCs w:val="18"/>
+          <w:color w:val="111111"/>
+        </w:rPr>
+        <w:t xml:space="preserve">Reset the benchmark the team reported against after fresh runs reproduced its 0.637 baseline at 0.523, tracing the gap to a spreadsheet hand-reviewed before delivery.</w:t>
+      </w:r>
+    </w:p>
+    <w:p>
+      <w:pPr>
+        <w:spacing w:before="0" w:after="30" w:line="252" w:lineRule="auto"/>
+        <w:ind w:left="227" w:hanging="227"/>
+      </w:pPr>
+      <w:r>
+        <w:rPr>
+          <w:rFonts w:ascii="Arial" w:hAnsi="Arial" w:cs="Arial"/>
+          <w:sz w:val="18"/>
+          <w:szCs w:val="18"/>
+          <w:color w:val="555555"/>
+        </w:rPr>
+        <w:t xml:space="preserve">•</w:t>
+      </w:r>
+      <w:r>
+        <w:rPr>
+          <w:rFonts w:ascii="Arial" w:hAnsi="Arial" w:cs="Arial"/>
+          <w:sz w:val="18"/>
+          <w:szCs w:val="18"/>
+          <w:color w:val="111111"/>
+        </w:rPr>
+        <w:t xml:space="preserve">  </w:t>
+      </w:r>
+      <w:r>
+        <w:rPr>
+          <w:rFonts w:ascii="Arial" w:hAnsi="Arial" w:cs="Arial"/>
+          <w:sz w:val="18"/>
+          <w:szCs w:val="18"/>
+          <w:color w:val="111111"/>
+        </w:rPr>
+        <w:t xml:space="preserve">Reset the benchmark the team reported against after fresh runs reproduced its 0.637 baseline at 0.523, tracing the gap to a spreadsheet hand-reviewed before delivery.</w:t>
       </w:r>
     </w:p>
     <w:p>
@@ -491,106 +524,73 @@
           <w:szCs w:val="18"/>
           <w:color w:val="111111"/>
         </w:rPr>
-        <w:t xml:space="preserve">Owned the backend as founding engineer: re-architected a 14-Cloud-Function pipeline into one checkpointed LangGraph agent-worker on Cloud Run, cutting production service dependencies 64%, from 14 to 5.</w:t>
-      </w:r>
-    </w:p>
-    <w:p>
-      <w:pPr>
-        <w:spacing w:before="0" w:after="30" w:line="252" w:lineRule="auto"/>
-        <w:ind w:left="227" w:hanging="227"/>
-      </w:pPr>
-      <w:r>
-        <w:rPr>
-          <w:rFonts w:ascii="Arial" w:hAnsi="Arial" w:cs="Arial"/>
-          <w:sz w:val="18"/>
-          <w:szCs w:val="18"/>
-          <w:color w:val="555555"/>
-        </w:rPr>
-        <w:t xml:space="preserve">•</w:t>
-      </w:r>
-      <w:r>
-        <w:rPr>
-          <w:rFonts w:ascii="Arial" w:hAnsi="Arial" w:cs="Arial"/>
-          <w:sz w:val="18"/>
-          <w:szCs w:val="18"/>
-          <w:color w:val="111111"/>
-        </w:rPr>
-        <w:t xml:space="preserve">  </w:t>
-      </w:r>
-      <w:r>
-        <w:rPr>
-          <w:rFonts w:ascii="Arial" w:hAnsi="Arial" w:cs="Arial"/>
-          <w:sz w:val="18"/>
-          <w:szCs w:val="18"/>
-          <w:color w:val="111111"/>
-        </w:rPr>
-        <w:t xml:space="preserve">Built and operate a Playwright ingestion service indexing 70,000+ records a day across 650+ venues, with proxy rotation and atomic Firestore claim transactions making multi-worker retries idempotent.</w:t>
-      </w:r>
-    </w:p>
-    <w:p>
-      <w:pPr>
-        <w:spacing w:before="0" w:after="30" w:line="252" w:lineRule="auto"/>
-        <w:ind w:left="227" w:hanging="227"/>
-      </w:pPr>
-      <w:r>
-        <w:rPr>
-          <w:rFonts w:ascii="Arial" w:hAnsi="Arial" w:cs="Arial"/>
-          <w:sz w:val="18"/>
-          <w:szCs w:val="18"/>
-          <w:color w:val="555555"/>
-        </w:rPr>
-        <w:t xml:space="preserve">•</w:t>
-      </w:r>
-      <w:r>
-        <w:rPr>
-          <w:rFonts w:ascii="Arial" w:hAnsi="Arial" w:cs="Arial"/>
-          <w:sz w:val="18"/>
-          <w:szCs w:val="18"/>
-          <w:color w:val="111111"/>
-        </w:rPr>
-        <w:t xml:space="preserve">  </w:t>
-      </w:r>
-      <w:r>
-        <w:rPr>
-          <w:rFonts w:ascii="Arial" w:hAnsi="Arial" w:cs="Arial"/>
-          <w:sz w:val="18"/>
-          <w:szCs w:val="18"/>
-          <w:color w:val="111111"/>
-        </w:rPr>
-        <w:t xml:space="preserve">Lifted downstream search accuracy 25% with Gemini entity resolution and dedupe applied before records reach Firestore and Algolia.</w:t>
-      </w:r>
-    </w:p>
-    <w:p>
-      <w:pPr>
-        <w:spacing w:before="0" w:after="30" w:line="252" w:lineRule="auto"/>
-        <w:ind w:left="227" w:hanging="227"/>
-      </w:pPr>
-      <w:r>
-        <w:rPr>
-          <w:rFonts w:ascii="Arial" w:hAnsi="Arial" w:cs="Arial"/>
-          <w:sz w:val="18"/>
-          <w:szCs w:val="18"/>
-          <w:color w:val="555555"/>
-        </w:rPr>
-        <w:t xml:space="preserve">•</w:t>
-      </w:r>
-      <w:r>
-        <w:rPr>
-          <w:rFonts w:ascii="Arial" w:hAnsi="Arial" w:cs="Arial"/>
-          <w:sz w:val="18"/>
-          <w:szCs w:val="18"/>
-          <w:color w:val="111111"/>
-        </w:rPr>
-        <w:t xml:space="preserve">  </w:t>
-      </w:r>
-      <w:r>
-        <w:rPr>
-          <w:rFonts w:ascii="Arial" w:hAnsi="Arial" w:cs="Arial"/>
-          <w:sz w:val="18"/>
-          <w:szCs w:val="18"/>
-          <w:color w:val="111111"/>
-        </w:rPr>
-        <w:t xml:space="preserve">Delivered sub-50 ms search behind FastAPI and Algolia with real-time Firestore sync, traced by Logfire propagation that survives pause and resume, covered by 200+ pytest tests.</w:t>
+        <w:t xml:space="preserve">Re-architected a 14-Cloud-Function backend into one checkpointed LangGraph agent in Python on GCP Cloud Run, cutting production service dependencies 64%.</w:t>
+      </w:r>
+    </w:p>
+    <w:p>
+      <w:pPr>
+        <w:spacing w:before="0" w:after="30" w:line="252" w:lineRule="auto"/>
+        <w:ind w:left="227" w:hanging="227"/>
+      </w:pPr>
+      <w:r>
+        <w:rPr>
+          <w:rFonts w:ascii="Arial" w:hAnsi="Arial" w:cs="Arial"/>
+          <w:sz w:val="18"/>
+          <w:szCs w:val="18"/>
+          <w:color w:val="555555"/>
+        </w:rPr>
+        <w:t xml:space="preserve">•</w:t>
+      </w:r>
+      <w:r>
+        <w:rPr>
+          <w:rFonts w:ascii="Arial" w:hAnsi="Arial" w:cs="Arial"/>
+          <w:sz w:val="18"/>
+          <w:szCs w:val="18"/>
+          <w:color w:val="111111"/>
+        </w:rPr>
+        <w:t xml:space="preserve">  </w:t>
+      </w:r>
+      <w:r>
+        <w:rPr>
+          <w:rFonts w:ascii="Arial" w:hAnsi="Arial" w:cs="Arial"/>
+          <w:sz w:val="18"/>
+          <w:szCs w:val="18"/>
+          <w:color w:val="111111"/>
+        </w:rPr>
+        <w:t xml:space="preserve">Built a Playwright ingestion pipeline handling 70,000+ records a day from 650+ venues, with transactional locking against duplicate work and Gemini entity resolution raising dataset accuracy 25%.</w:t>
+      </w:r>
+    </w:p>
+    <w:p>
+      <w:pPr>
+        <w:spacing w:before="0" w:after="30" w:line="252" w:lineRule="auto"/>
+        <w:ind w:left="227" w:hanging="227"/>
+      </w:pPr>
+      <w:r>
+        <w:rPr>
+          <w:rFonts w:ascii="Arial" w:hAnsi="Arial" w:cs="Arial"/>
+          <w:sz w:val="18"/>
+          <w:szCs w:val="18"/>
+          <w:color w:val="555555"/>
+        </w:rPr>
+        <w:t xml:space="preserve">•</w:t>
+      </w:r>
+      <w:r>
+        <w:rPr>
+          <w:rFonts w:ascii="Arial" w:hAnsi="Arial" w:cs="Arial"/>
+          <w:sz w:val="18"/>
+          <w:szCs w:val="18"/>
+          <w:color w:val="111111"/>
+        </w:rPr>
+        <w:t xml:space="preserve">  </w:t>
+      </w:r>
+      <w:r>
+        <w:rPr>
+          <w:rFonts w:ascii="Arial" w:hAnsi="Arial" w:cs="Arial"/>
+          <w:sz w:val="18"/>
+          <w:szCs w:val="18"/>
+          <w:color w:val="111111"/>
+        </w:rPr>
+        <w:t xml:space="preserve">Delivered sub-50 ms search on FastAPI and Algolia with real-time Firestore sync, covered by 200+ pytest tests and end-to-end Logfire tracing.</w:t>
       </w:r>
     </w:p>
     <w:p>
@@ -683,7 +683,7 @@
           <w:szCs w:val="19"/>
           <w:color w:val="111111"/>
         </w:rPr>
-        <w:t xml:space="preserve">EdPlus, Arizona State University</w:t>
+        <w:t xml:space="preserve">EdPlus</w:t>
       </w:r>
       <w:r>
         <w:tab/>
@@ -695,139 +695,172 @@
           <w:szCs w:val="17"/>
           <w:color w:val="333333"/>
         </w:rPr>
-        <w:t xml:space="preserve">Tempe, AZ    Sep 2023 – May 2025</w:t>
-      </w:r>
-    </w:p>
-    <w:p>
-      <w:pPr>
-        <w:spacing w:before="0" w:after="30" w:line="252" w:lineRule="auto"/>
-        <w:ind w:left="227" w:hanging="227"/>
-      </w:pPr>
-      <w:r>
-        <w:rPr>
-          <w:rFonts w:ascii="Arial" w:hAnsi="Arial" w:cs="Arial"/>
-          <w:sz w:val="18"/>
-          <w:szCs w:val="18"/>
-          <w:color w:val="555555"/>
-        </w:rPr>
-        <w:t xml:space="preserve">•</w:t>
-      </w:r>
-      <w:r>
-        <w:rPr>
-          <w:rFonts w:ascii="Arial" w:hAnsi="Arial" w:cs="Arial"/>
-          <w:sz w:val="18"/>
-          <w:szCs w:val="18"/>
-          <w:color w:val="111111"/>
-        </w:rPr>
-        <w:t xml:space="preserve">  </w:t>
-      </w:r>
-      <w:r>
-        <w:rPr>
-          <w:rFonts w:ascii="Arial" w:hAnsi="Arial" w:cs="Arial"/>
-          <w:sz w:val="18"/>
-          <w:szCs w:val="18"/>
-          <w:color w:val="111111"/>
-        </w:rPr>
-        <w:t xml:space="preserve">Led end-to-end development of a multi-tenant RAG assistant used by 1,000+ faculty to author courses reaching 60,000+ students.</w:t>
-      </w:r>
-    </w:p>
-    <w:p>
-      <w:pPr>
-        <w:spacing w:before="0" w:after="30" w:line="252" w:lineRule="auto"/>
-        <w:ind w:left="227" w:hanging="227"/>
-      </w:pPr>
-      <w:r>
-        <w:rPr>
-          <w:rFonts w:ascii="Arial" w:hAnsi="Arial" w:cs="Arial"/>
-          <w:sz w:val="18"/>
-          <w:szCs w:val="18"/>
-          <w:color w:val="555555"/>
-        </w:rPr>
-        <w:t xml:space="preserve">•</w:t>
-      </w:r>
-      <w:r>
-        <w:rPr>
-          <w:rFonts w:ascii="Arial" w:hAnsi="Arial" w:cs="Arial"/>
-          <w:sz w:val="18"/>
-          <w:szCs w:val="18"/>
-          <w:color w:val="111111"/>
-        </w:rPr>
-        <w:t xml:space="preserve">  </w:t>
-      </w:r>
-      <w:r>
-        <w:rPr>
-          <w:rFonts w:ascii="Arial" w:hAnsi="Arial" w:cs="Arial"/>
-          <w:sz w:val="18"/>
-          <w:szCs w:val="18"/>
-          <w:color w:val="111111"/>
-        </w:rPr>
-        <w:t xml:space="preserve">Made transcript analysis 16x faster, 4 hours to 15 minutes, pairing a Neo4j knowledge graph with LLM-generated Cypher constrained to a schema allow-list.</w:t>
-      </w:r>
-    </w:p>
-    <w:p>
-      <w:pPr>
-        <w:spacing w:before="0" w:after="30" w:line="252" w:lineRule="auto"/>
-        <w:ind w:left="227" w:hanging="227"/>
-      </w:pPr>
-      <w:r>
-        <w:rPr>
-          <w:rFonts w:ascii="Arial" w:hAnsi="Arial" w:cs="Arial"/>
-          <w:sz w:val="18"/>
-          <w:szCs w:val="18"/>
-          <w:color w:val="555555"/>
-        </w:rPr>
-        <w:t xml:space="preserve">•</w:t>
-      </w:r>
-      <w:r>
-        <w:rPr>
-          <w:rFonts w:ascii="Arial" w:hAnsi="Arial" w:cs="Arial"/>
-          <w:sz w:val="18"/>
-          <w:szCs w:val="18"/>
-          <w:color w:val="111111"/>
-        </w:rPr>
-        <w:t xml:space="preserve">  </w:t>
-      </w:r>
-      <w:r>
-        <w:rPr>
-          <w:rFonts w:ascii="Arial" w:hAnsi="Arial" w:cs="Arial"/>
-          <w:sz w:val="18"/>
-          <w:szCs w:val="18"/>
-          <w:color w:val="111111"/>
-        </w:rPr>
-        <w:t xml:space="preserve">Enforced tenant isolation at retrieval rather than in the prompt, so one college's material cannot surface in another's answer, and made onboarding a college a config change, not a deployment.</w:t>
-      </w:r>
-    </w:p>
-    <w:p>
-      <w:pPr>
-        <w:spacing w:before="0" w:after="30" w:line="252" w:lineRule="auto"/>
-        <w:ind w:left="227" w:hanging="227"/>
-      </w:pPr>
-      <w:r>
-        <w:rPr>
-          <w:rFonts w:ascii="Arial" w:hAnsi="Arial" w:cs="Arial"/>
-          <w:sz w:val="18"/>
-          <w:szCs w:val="18"/>
-          <w:color w:val="555555"/>
-        </w:rPr>
-        <w:t xml:space="preserve">•</w:t>
-      </w:r>
-      <w:r>
-        <w:rPr>
-          <w:rFonts w:ascii="Arial" w:hAnsi="Arial" w:cs="Arial"/>
-          <w:sz w:val="18"/>
-          <w:szCs w:val="18"/>
-          <w:color w:val="111111"/>
-        </w:rPr>
-        <w:t xml:space="preserve">  </w:t>
-      </w:r>
-      <w:r>
-        <w:rPr>
-          <w:rFonts w:ascii="Arial" w:hAnsi="Arial" w:cs="Arial"/>
-          <w:sz w:val="18"/>
-          <w:szCs w:val="18"/>
-          <w:color w:val="111111"/>
-        </w:rPr>
-        <w:t xml:space="preserve">Shipped prompt changes on evidence with a Prompt Flow harness scoring groundedness, relevance and coherence on a fixed question set, plus hybrid retrieval for the course codes an embedding blurs.</w:t>
+        <w:t xml:space="preserve">Phoenix, AZ    Sep 2023 – May 2025</w:t>
+      </w:r>
+    </w:p>
+    <w:p>
+      <w:pPr>
+        <w:spacing w:before="0" w:after="30" w:line="252" w:lineRule="auto"/>
+        <w:ind w:left="227" w:hanging="227"/>
+      </w:pPr>
+      <w:r>
+        <w:rPr>
+          <w:rFonts w:ascii="Arial" w:hAnsi="Arial" w:cs="Arial"/>
+          <w:sz w:val="18"/>
+          <w:szCs w:val="18"/>
+          <w:color w:val="555555"/>
+        </w:rPr>
+        <w:t xml:space="preserve">•</w:t>
+      </w:r>
+      <w:r>
+        <w:rPr>
+          <w:rFonts w:ascii="Arial" w:hAnsi="Arial" w:cs="Arial"/>
+          <w:sz w:val="18"/>
+          <w:szCs w:val="18"/>
+          <w:color w:val="111111"/>
+        </w:rPr>
+        <w:t xml:space="preserve">  </w:t>
+      </w:r>
+      <w:r>
+        <w:rPr>
+          <w:rFonts w:ascii="Arial" w:hAnsi="Arial" w:cs="Arial"/>
+          <w:sz w:val="18"/>
+          <w:szCs w:val="18"/>
+          <w:color w:val="111111"/>
+        </w:rPr>
+        <w:t xml:space="preserve">Led end-to-end development of a multi-tenant RAG assistant, React front end to retrieval layer, used by 1,000+ faculty to author courses reaching 60,000+ students.</w:t>
+      </w:r>
+    </w:p>
+    <w:p>
+      <w:pPr>
+        <w:spacing w:before="0" w:after="30" w:line="252" w:lineRule="auto"/>
+        <w:ind w:left="227" w:hanging="227"/>
+      </w:pPr>
+      <w:r>
+        <w:rPr>
+          <w:rFonts w:ascii="Arial" w:hAnsi="Arial" w:cs="Arial"/>
+          <w:sz w:val="18"/>
+          <w:szCs w:val="18"/>
+          <w:color w:val="555555"/>
+        </w:rPr>
+        <w:t xml:space="preserve">•</w:t>
+      </w:r>
+      <w:r>
+        <w:rPr>
+          <w:rFonts w:ascii="Arial" w:hAnsi="Arial" w:cs="Arial"/>
+          <w:sz w:val="18"/>
+          <w:szCs w:val="18"/>
+          <w:color w:val="111111"/>
+        </w:rPr>
+        <w:t xml:space="preserve">  </w:t>
+      </w:r>
+      <w:r>
+        <w:rPr>
+          <w:rFonts w:ascii="Arial" w:hAnsi="Arial" w:cs="Arial"/>
+          <w:sz w:val="18"/>
+          <w:szCs w:val="18"/>
+          <w:color w:val="111111"/>
+        </w:rPr>
+        <w:t xml:space="preserve">Cut transcript analysis from 4 hours to 15 minutes, 16x, with a Neo4j knowledge graph queried by schema-validated LLM-generated Cypher.</w:t>
+      </w:r>
+    </w:p>
+    <w:p>
+      <w:pPr>
+        <w:spacing w:before="0" w:after="30" w:line="252" w:lineRule="auto"/>
+        <w:ind w:left="227" w:hanging="227"/>
+      </w:pPr>
+      <w:r>
+        <w:rPr>
+          <w:rFonts w:ascii="Arial" w:hAnsi="Arial" w:cs="Arial"/>
+          <w:sz w:val="18"/>
+          <w:szCs w:val="18"/>
+          <w:color w:val="555555"/>
+        </w:rPr>
+        <w:t xml:space="preserve">•</w:t>
+      </w:r>
+      <w:r>
+        <w:rPr>
+          <w:rFonts w:ascii="Arial" w:hAnsi="Arial" w:cs="Arial"/>
+          <w:sz w:val="18"/>
+          <w:szCs w:val="18"/>
+          <w:color w:val="111111"/>
+        </w:rPr>
+        <w:t xml:space="preserve">  </w:t>
+      </w:r>
+      <w:r>
+        <w:rPr>
+          <w:rFonts w:ascii="Arial" w:hAnsi="Arial" w:cs="Arial"/>
+          <w:sz w:val="18"/>
+          <w:szCs w:val="18"/>
+          <w:color w:val="111111"/>
+        </w:rPr>
+        <w:t xml:space="preserve">Enforced per-college data isolation at the retrieval layer so one tenant's material cannot surface in another's, making onboarding a config change, not a deployment.</w:t>
+      </w:r>
+    </w:p>
+    <w:p>
+      <w:pPr>
+        <w:spacing w:before="0" w:after="30" w:line="252" w:lineRule="auto"/>
+        <w:ind w:left="227" w:hanging="227"/>
+      </w:pPr>
+      <w:r>
+        <w:rPr>
+          <w:rFonts w:ascii="Arial" w:hAnsi="Arial" w:cs="Arial"/>
+          <w:sz w:val="18"/>
+          <w:szCs w:val="18"/>
+          <w:color w:val="555555"/>
+        </w:rPr>
+        <w:t xml:space="preserve">•</w:t>
+      </w:r>
+      <w:r>
+        <w:rPr>
+          <w:rFonts w:ascii="Arial" w:hAnsi="Arial" w:cs="Arial"/>
+          <w:sz w:val="18"/>
+          <w:szCs w:val="18"/>
+          <w:color w:val="111111"/>
+        </w:rPr>
+        <w:t xml:space="preserve">  </w:t>
+      </w:r>
+      <w:r>
+        <w:rPr>
+          <w:rFonts w:ascii="Arial" w:hAnsi="Arial" w:cs="Arial"/>
+          <w:sz w:val="18"/>
+          <w:szCs w:val="18"/>
+          <w:color w:val="111111"/>
+        </w:rPr>
+        <w:t xml:space="preserve">Built a Prompt Flow evaluation harness scoring groundedness, relevance and coherence, so every prompt change shipped on evidence rather than opinion.</w:t>
+      </w:r>
+    </w:p>
+    <w:p>
+      <w:pPr>
+        <w:spacing w:before="0" w:after="30" w:line="252" w:lineRule="auto"/>
+        <w:ind w:left="227" w:hanging="227"/>
+      </w:pPr>
+      <w:r>
+        <w:rPr>
+          <w:rFonts w:ascii="Arial" w:hAnsi="Arial" w:cs="Arial"/>
+          <w:sz w:val="18"/>
+          <w:szCs w:val="18"/>
+          <w:color w:val="555555"/>
+        </w:rPr>
+        <w:t xml:space="preserve">•</w:t>
+      </w:r>
+      <w:r>
+        <w:rPr>
+          <w:rFonts w:ascii="Arial" w:hAnsi="Arial" w:cs="Arial"/>
+          <w:sz w:val="18"/>
+          <w:szCs w:val="18"/>
+          <w:color w:val="111111"/>
+        </w:rPr>
+        <w:t xml:space="preserve">  </w:t>
+      </w:r>
+      <w:r>
+        <w:rPr>
+          <w:rFonts w:ascii="Arial" w:hAnsi="Arial" w:cs="Arial"/>
+          <w:sz w:val="18"/>
+          <w:szCs w:val="18"/>
+          <w:color w:val="111111"/>
+        </w:rPr>
+        <w:t xml:space="preserve">Added hybrid keyword and vector search to fix course-code lookups an embedding alone blurs together.</w:t>
       </w:r>
     </w:p>
     <w:p>
@@ -861,39 +894,6 @@
           <w:color w:val="111111"/>
         </w:rPr>
         <w:t xml:space="preserve">Raised engagement 35% and cut bounce 20% with React and Material UI surfaces over the assessment platform: bulk import, question reuse across banks, and a diff view before a bank is republished.</w:t>
-      </w:r>
-    </w:p>
-    <w:p>
-      <w:pPr>
-        <w:spacing w:before="0" w:after="30" w:line="252" w:lineRule="auto"/>
-        <w:ind w:left="227" w:hanging="227"/>
-      </w:pPr>
-      <w:r>
-        <w:rPr>
-          <w:rFonts w:ascii="Arial" w:hAnsi="Arial" w:cs="Arial"/>
-          <w:sz w:val="18"/>
-          <w:szCs w:val="18"/>
-          <w:color w:val="555555"/>
-        </w:rPr>
-        <w:t xml:space="preserve">•</w:t>
-      </w:r>
-      <w:r>
-        <w:rPr>
-          <w:rFonts w:ascii="Arial" w:hAnsi="Arial" w:cs="Arial"/>
-          <w:sz w:val="18"/>
-          <w:szCs w:val="18"/>
-          <w:color w:val="111111"/>
-        </w:rPr>
-        <w:t xml:space="preserve">  </w:t>
-      </w:r>
-      <w:r>
-        <w:rPr>
-          <w:rFonts w:ascii="Arial" w:hAnsi="Arial" w:cs="Arial"/>
-          <w:sz w:val="18"/>
-          <w:szCs w:val="18"/>
-          <w:color w:val="111111"/>
-        </w:rPr>
-        <w:t xml:space="preserve">Measured chunking rather than assuming it, comparing fixed-size against section-aware splitting on real course documents, because a policy paragraph cut in half answers half a question.</w:t>
       </w:r>
     </w:p>
     <w:p>
@@ -932,73 +932,73 @@
           <w:szCs w:val="17"/>
           <w:color w:val="333333"/>
         </w:rPr>
-        <w:t xml:space="preserve">Tempe, AZ    Aug 2024 – May 2025</w:t>
-      </w:r>
-    </w:p>
-    <w:p>
-      <w:pPr>
-        <w:spacing w:before="0" w:after="30" w:line="252" w:lineRule="auto"/>
-        <w:ind w:left="227" w:hanging="227"/>
-      </w:pPr>
-      <w:r>
-        <w:rPr>
-          <w:rFonts w:ascii="Arial" w:hAnsi="Arial" w:cs="Arial"/>
-          <w:sz w:val="18"/>
-          <w:szCs w:val="18"/>
-          <w:color w:val="555555"/>
-        </w:rPr>
-        <w:t xml:space="preserve">•</w:t>
-      </w:r>
-      <w:r>
-        <w:rPr>
-          <w:rFonts w:ascii="Arial" w:hAnsi="Arial" w:cs="Arial"/>
-          <w:sz w:val="18"/>
-          <w:szCs w:val="18"/>
-          <w:color w:val="111111"/>
-        </w:rPr>
-        <w:t xml:space="preserve">  </w:t>
-      </w:r>
-      <w:r>
-        <w:rPr>
-          <w:rFonts w:ascii="Arial" w:hAnsi="Arial" w:cs="Arial"/>
-          <w:sz w:val="18"/>
-          <w:szCs w:val="18"/>
-          <w:color w:val="111111"/>
-        </w:rPr>
-        <w:t xml:space="preserve">Built a PyTorch and Diffusers harness for text-to-video generation scoring physical plausibility separately from semantic fidelity, holding seed, resolution and sampler fixed so a score gap measures the model.</w:t>
-      </w:r>
-    </w:p>
-    <w:p>
-      <w:pPr>
-        <w:spacing w:before="0" w:after="30" w:line="252" w:lineRule="auto"/>
-        <w:ind w:left="227" w:hanging="227"/>
-      </w:pPr>
-      <w:r>
-        <w:rPr>
-          <w:rFonts w:ascii="Arial" w:hAnsi="Arial" w:cs="Arial"/>
-          <w:sz w:val="18"/>
-          <w:szCs w:val="18"/>
-          <w:color w:val="555555"/>
-        </w:rPr>
-        <w:t xml:space="preserve">•</w:t>
-      </w:r>
-      <w:r>
-        <w:rPr>
-          <w:rFonts w:ascii="Arial" w:hAnsi="Arial" w:cs="Arial"/>
-          <w:sz w:val="18"/>
-          <w:szCs w:val="18"/>
-          <w:color w:val="111111"/>
-        </w:rPr>
-        <w:t xml:space="preserve">  </w:t>
-      </w:r>
-      <w:r>
-        <w:rPr>
-          <w:rFonts w:ascii="Arial" w:hAnsi="Arial" w:cs="Arial"/>
-          <w:sz w:val="18"/>
-          <w:szCs w:val="18"/>
-          <w:color w:val="111111"/>
-        </w:rPr>
-        <w:t xml:space="preserve">Showed fluency and physical plausibility correlate only weakly, so a model ranked first on human preference can rank last on causality.</w:t>
+        <w:t xml:space="preserve">Phoenix, AZ    Aug 2024 – May 2025</w:t>
+      </w:r>
+    </w:p>
+    <w:p>
+      <w:pPr>
+        <w:spacing w:before="0" w:after="30" w:line="252" w:lineRule="auto"/>
+        <w:ind w:left="227" w:hanging="227"/>
+      </w:pPr>
+      <w:r>
+        <w:rPr>
+          <w:rFonts w:ascii="Arial" w:hAnsi="Arial" w:cs="Arial"/>
+          <w:sz w:val="18"/>
+          <w:szCs w:val="18"/>
+          <w:color w:val="555555"/>
+        </w:rPr>
+        <w:t xml:space="preserve">•</w:t>
+      </w:r>
+      <w:r>
+        <w:rPr>
+          <w:rFonts w:ascii="Arial" w:hAnsi="Arial" w:cs="Arial"/>
+          <w:sz w:val="18"/>
+          <w:szCs w:val="18"/>
+          <w:color w:val="111111"/>
+        </w:rPr>
+        <w:t xml:space="preserve">  </w:t>
+      </w:r>
+      <w:r>
+        <w:rPr>
+          <w:rFonts w:ascii="Arial" w:hAnsi="Arial" w:cs="Arial"/>
+          <w:sz w:val="18"/>
+          <w:szCs w:val="18"/>
+          <w:color w:val="111111"/>
+        </w:rPr>
+        <w:t xml:space="preserve">Built a PyTorch and Diffusers benchmark for text-to-video models scoring physical plausibility separately from visual quality, with seed, resolution and sampler held fixed.</w:t>
+      </w:r>
+    </w:p>
+    <w:p>
+      <w:pPr>
+        <w:spacing w:before="0" w:after="30" w:line="252" w:lineRule="auto"/>
+        <w:ind w:left="227" w:hanging="227"/>
+      </w:pPr>
+      <w:r>
+        <w:rPr>
+          <w:rFonts w:ascii="Arial" w:hAnsi="Arial" w:cs="Arial"/>
+          <w:sz w:val="18"/>
+          <w:szCs w:val="18"/>
+          <w:color w:val="555555"/>
+        </w:rPr>
+        <w:t xml:space="preserve">•</w:t>
+      </w:r>
+      <w:r>
+        <w:rPr>
+          <w:rFonts w:ascii="Arial" w:hAnsi="Arial" w:cs="Arial"/>
+          <w:sz w:val="18"/>
+          <w:szCs w:val="18"/>
+          <w:color w:val="111111"/>
+        </w:rPr>
+        <w:t xml:space="preserve">  </w:t>
+      </w:r>
+      <w:r>
+        <w:rPr>
+          <w:rFonts w:ascii="Arial" w:hAnsi="Arial" w:cs="Arial"/>
+          <w:sz w:val="18"/>
+          <w:szCs w:val="18"/>
+          <w:color w:val="111111"/>
+        </w:rPr>
+        <w:t xml:space="preserve">Showed visual fluency and physical plausibility correlate only weakly: the model ranked first on human preference ranked last on causality.</w:t>
       </w:r>
     </w:p>
     <w:p>
@@ -1070,106 +1070,106 @@
           <w:szCs w:val="17"/>
           <w:color w:val="333333"/>
         </w:rPr>
-        <w:t xml:space="preserve">Tempe, AZ    Jun 2024 – Aug 2024</w:t>
-      </w:r>
-    </w:p>
-    <w:p>
-      <w:pPr>
-        <w:spacing w:before="0" w:after="30" w:line="252" w:lineRule="auto"/>
-        <w:ind w:left="227" w:hanging="227"/>
-      </w:pPr>
-      <w:r>
-        <w:rPr>
-          <w:rFonts w:ascii="Arial" w:hAnsi="Arial" w:cs="Arial"/>
-          <w:sz w:val="18"/>
-          <w:szCs w:val="18"/>
-          <w:color w:val="555555"/>
-        </w:rPr>
-        <w:t xml:space="preserve">•</w:t>
-      </w:r>
-      <w:r>
-        <w:rPr>
-          <w:rFonts w:ascii="Arial" w:hAnsi="Arial" w:cs="Arial"/>
-          <w:sz w:val="18"/>
-          <w:szCs w:val="18"/>
-          <w:color w:val="111111"/>
-        </w:rPr>
-        <w:t xml:space="preserve">  </w:t>
-      </w:r>
-      <w:r>
-        <w:rPr>
-          <w:rFonts w:ascii="Arial" w:hAnsi="Arial" w:cs="Arial"/>
-          <w:sz w:val="18"/>
-          <w:szCs w:val="18"/>
-          <w:color w:val="111111"/>
-        </w:rPr>
-        <w:t xml:space="preserve">Cut p95 retrieval latency 60% at 95% recall with a hybrid FAISS and Neo4j layer, choosing the index by measurement and stating the recall cost of leaving an exact one.</w:t>
-      </w:r>
-    </w:p>
-    <w:p>
-      <w:pPr>
-        <w:spacing w:before="0" w:after="30" w:line="252" w:lineRule="auto"/>
-        <w:ind w:left="227" w:hanging="227"/>
-      </w:pPr>
-      <w:r>
-        <w:rPr>
-          <w:rFonts w:ascii="Arial" w:hAnsi="Arial" w:cs="Arial"/>
-          <w:sz w:val="18"/>
-          <w:szCs w:val="18"/>
-          <w:color w:val="555555"/>
-        </w:rPr>
-        <w:t xml:space="preserve">•</w:t>
-      </w:r>
-      <w:r>
-        <w:rPr>
-          <w:rFonts w:ascii="Arial" w:hAnsi="Arial" w:cs="Arial"/>
-          <w:sz w:val="18"/>
-          <w:szCs w:val="18"/>
-          <w:color w:val="111111"/>
-        </w:rPr>
-        <w:t xml:space="preserve">  </w:t>
-      </w:r>
-      <w:r>
-        <w:rPr>
-          <w:rFonts w:ascii="Arial" w:hAnsi="Arial" w:cs="Arial"/>
-          <w:sz w:val="18"/>
-          <w:szCs w:val="18"/>
-          <w:color w:val="111111"/>
-        </w:rPr>
-        <w:t xml:space="preserve">Surfaced collaborator recommendations at 85% top-k precision from a FastAPI embedding service over Postgres/pgvector, fed by an idempotent ETL ingesting 10,000+ profiles a day, plus 20+ REST APIs on .NET 8 with Dapper, MediatR and SQS.</w:t>
-      </w:r>
-    </w:p>
-    <w:p>
-      <w:pPr>
-        <w:spacing w:before="0" w:after="30" w:line="252" w:lineRule="auto"/>
-        <w:ind w:left="227" w:hanging="227"/>
-      </w:pPr>
-      <w:r>
-        <w:rPr>
-          <w:rFonts w:ascii="Arial" w:hAnsi="Arial" w:cs="Arial"/>
-          <w:sz w:val="18"/>
-          <w:szCs w:val="18"/>
-          <w:color w:val="555555"/>
-        </w:rPr>
-        <w:t xml:space="preserve">•</w:t>
-      </w:r>
-      <w:r>
-        <w:rPr>
-          <w:rFonts w:ascii="Arial" w:hAnsi="Arial" w:cs="Arial"/>
-          <w:sz w:val="18"/>
-          <w:szCs w:val="18"/>
-          <w:color w:val="111111"/>
-        </w:rPr>
-        <w:t xml:space="preserve">  </w:t>
-      </w:r>
-      <w:r>
-        <w:rPr>
-          <w:rFonts w:ascii="Arial" w:hAnsi="Arial" w:cs="Arial"/>
-          <w:sz w:val="18"/>
-          <w:szCs w:val="18"/>
-          <w:color w:val="111111"/>
-        </w:rPr>
-        <w:t xml:space="preserve">Cut API latency 90%, from 198 ms to 20 ms, with Redis caching and SQL rewrites, verified under Locust load rather than on a single warm request.</w:t>
+        <w:t xml:space="preserve">Phoenix, AZ    Jun 2024 – Aug 2024</w:t>
+      </w:r>
+    </w:p>
+    <w:p>
+      <w:pPr>
+        <w:spacing w:before="0" w:after="30" w:line="252" w:lineRule="auto"/>
+        <w:ind w:left="227" w:hanging="227"/>
+      </w:pPr>
+      <w:r>
+        <w:rPr>
+          <w:rFonts w:ascii="Arial" w:hAnsi="Arial" w:cs="Arial"/>
+          <w:sz w:val="18"/>
+          <w:szCs w:val="18"/>
+          <w:color w:val="555555"/>
+        </w:rPr>
+        <w:t xml:space="preserve">•</w:t>
+      </w:r>
+      <w:r>
+        <w:rPr>
+          <w:rFonts w:ascii="Arial" w:hAnsi="Arial" w:cs="Arial"/>
+          <w:sz w:val="18"/>
+          <w:szCs w:val="18"/>
+          <w:color w:val="111111"/>
+        </w:rPr>
+        <w:t xml:space="preserve">  </w:t>
+      </w:r>
+      <w:r>
+        <w:rPr>
+          <w:rFonts w:ascii="Arial" w:hAnsi="Arial" w:cs="Arial"/>
+          <w:sz w:val="18"/>
+          <w:szCs w:val="18"/>
+          <w:color w:val="111111"/>
+        </w:rPr>
+        <w:t xml:space="preserve">Cut p95 retrieval latency 60% at 95% recall with a hybrid FAISS and Neo4j search layer.</w:t>
+      </w:r>
+    </w:p>
+    <w:p>
+      <w:pPr>
+        <w:spacing w:before="0" w:after="30" w:line="252" w:lineRule="auto"/>
+        <w:ind w:left="227" w:hanging="227"/>
+      </w:pPr>
+      <w:r>
+        <w:rPr>
+          <w:rFonts w:ascii="Arial" w:hAnsi="Arial" w:cs="Arial"/>
+          <w:sz w:val="18"/>
+          <w:szCs w:val="18"/>
+          <w:color w:val="555555"/>
+        </w:rPr>
+        <w:t xml:space="preserve">•</w:t>
+      </w:r>
+      <w:r>
+        <w:rPr>
+          <w:rFonts w:ascii="Arial" w:hAnsi="Arial" w:cs="Arial"/>
+          <w:sz w:val="18"/>
+          <w:szCs w:val="18"/>
+          <w:color w:val="111111"/>
+        </w:rPr>
+        <w:t xml:space="preserve">  </w:t>
+      </w:r>
+      <w:r>
+        <w:rPr>
+          <w:rFonts w:ascii="Arial" w:hAnsi="Arial" w:cs="Arial"/>
+          <w:sz w:val="18"/>
+          <w:szCs w:val="18"/>
+          <w:color w:val="111111"/>
+        </w:rPr>
+        <w:t xml:space="preserve">Built a FastAPI and pgvector recommendation service reaching 85% top-k precision for collaborator matching, fed by an ETL ingesting 10,000+ profiles a day, alongside 20+ REST APIs on .NET 8.</w:t>
+      </w:r>
+    </w:p>
+    <w:p>
+      <w:pPr>
+        <w:spacing w:before="0" w:after="30" w:line="252" w:lineRule="auto"/>
+        <w:ind w:left="227" w:hanging="227"/>
+      </w:pPr>
+      <w:r>
+        <w:rPr>
+          <w:rFonts w:ascii="Arial" w:hAnsi="Arial" w:cs="Arial"/>
+          <w:sz w:val="18"/>
+          <w:szCs w:val="18"/>
+          <w:color w:val="555555"/>
+        </w:rPr>
+        <w:t xml:space="preserve">•</w:t>
+      </w:r>
+      <w:r>
+        <w:rPr>
+          <w:rFonts w:ascii="Arial" w:hAnsi="Arial" w:cs="Arial"/>
+          <w:sz w:val="18"/>
+          <w:szCs w:val="18"/>
+          <w:color w:val="111111"/>
+        </w:rPr>
+        <w:t xml:space="preserve">  </w:t>
+      </w:r>
+      <w:r>
+        <w:rPr>
+          <w:rFonts w:ascii="Arial" w:hAnsi="Arial" w:cs="Arial"/>
+          <w:sz w:val="18"/>
+          <w:szCs w:val="18"/>
+          <w:color w:val="111111"/>
+        </w:rPr>
+        <w:t xml:space="preserve">Reduced API latency 90%, from 198 ms to 20 ms, with Redis caching and SQL rewrites, verified under Locust load rather than on a single warm request.</w:t>
       </w:r>
     </w:p>
     <w:p>
@@ -1241,106 +1241,106 @@
           <w:szCs w:val="18"/>
           <w:color w:val="111111"/>
         </w:rPr>
-        <w:t xml:space="preserve">Shipped a Redis-backed desk-demand prediction service across 300+ Fortune 500 sites including Goldman Sachs and Merck, improving reported occupancy 30%.</w:t>
-      </w:r>
-    </w:p>
-    <w:p>
-      <w:pPr>
-        <w:spacing w:before="0" w:after="30" w:line="252" w:lineRule="auto"/>
-        <w:ind w:left="227" w:hanging="227"/>
-      </w:pPr>
-      <w:r>
-        <w:rPr>
-          <w:rFonts w:ascii="Arial" w:hAnsi="Arial" w:cs="Arial"/>
-          <w:sz w:val="18"/>
-          <w:szCs w:val="18"/>
-          <w:color w:val="555555"/>
-        </w:rPr>
-        <w:t xml:space="preserve">•</w:t>
-      </w:r>
-      <w:r>
-        <w:rPr>
-          <w:rFonts w:ascii="Arial" w:hAnsi="Arial" w:cs="Arial"/>
-          <w:sz w:val="18"/>
-          <w:szCs w:val="18"/>
-          <w:color w:val="111111"/>
-        </w:rPr>
-        <w:t xml:space="preserve">  </w:t>
-      </w:r>
-      <w:r>
-        <w:rPr>
-          <w:rFonts w:ascii="Arial" w:hAnsi="Arial" w:cs="Arial"/>
-          <w:sz w:val="18"/>
-          <w:szCs w:val="18"/>
-          <w:color w:val="111111"/>
-        </w:rPr>
-        <w:t xml:space="preserve">Split a .NET monolith into Kubernetes microservices as a strangler migration behind the existing API, no big-bang cutover; footprint down 35%, infrastructure cost down 20%.</w:t>
-      </w:r>
-    </w:p>
-    <w:p>
-      <w:pPr>
-        <w:spacing w:before="0" w:after="30" w:line="252" w:lineRule="auto"/>
-        <w:ind w:left="227" w:hanging="227"/>
-      </w:pPr>
-      <w:r>
-        <w:rPr>
-          <w:rFonts w:ascii="Arial" w:hAnsi="Arial" w:cs="Arial"/>
-          <w:sz w:val="18"/>
-          <w:szCs w:val="18"/>
-          <w:color w:val="555555"/>
-        </w:rPr>
-        <w:t xml:space="preserve">•</w:t>
-      </w:r>
-      <w:r>
-        <w:rPr>
-          <w:rFonts w:ascii="Arial" w:hAnsi="Arial" w:cs="Arial"/>
-          <w:sz w:val="18"/>
-          <w:szCs w:val="18"/>
-          <w:color w:val="111111"/>
-        </w:rPr>
-        <w:t xml:space="preserve">  </w:t>
-      </w:r>
-      <w:r>
-        <w:rPr>
-          <w:rFonts w:ascii="Arial" w:hAnsi="Arial" w:cs="Arial"/>
-          <w:sz w:val="18"/>
-          <w:szCs w:val="18"/>
-          <w:color w:val="111111"/>
-        </w:rPr>
-        <w:t xml:space="preserve">Cut deploy time 70% and production incidents 40% by making the SonarQube gate block the merge, scoped to new code so a legacy backlog could not neuter it on day one.</w:t>
-      </w:r>
-    </w:p>
-    <w:p>
-      <w:pPr>
-        <w:spacing w:before="0" w:after="30" w:line="252" w:lineRule="auto"/>
-        <w:ind w:left="227" w:hanging="227"/>
-      </w:pPr>
-      <w:r>
-        <w:rPr>
-          <w:rFonts w:ascii="Arial" w:hAnsi="Arial" w:cs="Arial"/>
-          <w:sz w:val="18"/>
-          <w:szCs w:val="18"/>
-          <w:color w:val="555555"/>
-        </w:rPr>
-        <w:t xml:space="preserve">•</w:t>
-      </w:r>
-      <w:r>
-        <w:rPr>
-          <w:rFonts w:ascii="Arial" w:hAnsi="Arial" w:cs="Arial"/>
-          <w:sz w:val="18"/>
-          <w:szCs w:val="18"/>
-          <w:color w:val="111111"/>
-        </w:rPr>
-        <w:t xml:space="preserve">  </w:t>
-      </w:r>
-      <w:r>
-        <w:rPr>
-          <w:rFonts w:ascii="Arial" w:hAnsi="Arial" w:cs="Arial"/>
-          <w:sz w:val="18"/>
-          <w:szCs w:val="18"/>
-          <w:color w:val="111111"/>
-        </w:rPr>
-        <w:t xml:space="preserve">Cut student-listing screen load 30% with paginated fetching and S3 asset delivery, then another 10% with index-covering query rewrites after profiling found a full scan behind a join nobody had reviewed since the schema changed.</w:t>
+        <w:t xml:space="preserve">Built a Redis-backed desk-demand forecasting service used across 300+ Fortune 500 offices including Goldman Sachs and Merck, with reported desk occupancy up 30%.</w:t>
+      </w:r>
+    </w:p>
+    <w:p>
+      <w:pPr>
+        <w:spacing w:before="0" w:after="30" w:line="252" w:lineRule="auto"/>
+        <w:ind w:left="227" w:hanging="227"/>
+      </w:pPr>
+      <w:r>
+        <w:rPr>
+          <w:rFonts w:ascii="Arial" w:hAnsi="Arial" w:cs="Arial"/>
+          <w:sz w:val="18"/>
+          <w:szCs w:val="18"/>
+          <w:color w:val="555555"/>
+        </w:rPr>
+        <w:t xml:space="preserve">•</w:t>
+      </w:r>
+      <w:r>
+        <w:rPr>
+          <w:rFonts w:ascii="Arial" w:hAnsi="Arial" w:cs="Arial"/>
+          <w:sz w:val="18"/>
+          <w:szCs w:val="18"/>
+          <w:color w:val="111111"/>
+        </w:rPr>
+        <w:t xml:space="preserve">  </w:t>
+      </w:r>
+      <w:r>
+        <w:rPr>
+          <w:rFonts w:ascii="Arial" w:hAnsi="Arial" w:cs="Arial"/>
+          <w:sz w:val="18"/>
+          <w:szCs w:val="18"/>
+          <w:color w:val="111111"/>
+        </w:rPr>
+        <w:t xml:space="preserve">Cut deploy time 70% and production incidents 40% by containerising the release pipeline and adding SonarQube quality gates scoped to new code.</w:t>
+      </w:r>
+    </w:p>
+    <w:p>
+      <w:pPr>
+        <w:spacing w:before="0" w:after="30" w:line="252" w:lineRule="auto"/>
+        <w:ind w:left="227" w:hanging="227"/>
+      </w:pPr>
+      <w:r>
+        <w:rPr>
+          <w:rFonts w:ascii="Arial" w:hAnsi="Arial" w:cs="Arial"/>
+          <w:sz w:val="18"/>
+          <w:szCs w:val="18"/>
+          <w:color w:val="555555"/>
+        </w:rPr>
+        <w:t xml:space="preserve">•</w:t>
+      </w:r>
+      <w:r>
+        <w:rPr>
+          <w:rFonts w:ascii="Arial" w:hAnsi="Arial" w:cs="Arial"/>
+          <w:sz w:val="18"/>
+          <w:szCs w:val="18"/>
+          <w:color w:val="111111"/>
+        </w:rPr>
+        <w:t xml:space="preserve">  </w:t>
+      </w:r>
+      <w:r>
+        <w:rPr>
+          <w:rFonts w:ascii="Arial" w:hAnsi="Arial" w:cs="Arial"/>
+          <w:sz w:val="18"/>
+          <w:szCs w:val="18"/>
+          <w:color w:val="111111"/>
+        </w:rPr>
+        <w:t xml:space="preserve">Migrated a C# and .NET monolith to Dockerised Kubernetes microservices incrementally behind the existing API, cutting infrastructure cost 20% and footprint 35%.</w:t>
+      </w:r>
+    </w:p>
+    <w:p>
+      <w:pPr>
+        <w:spacing w:before="0" w:after="30" w:line="252" w:lineRule="auto"/>
+        <w:ind w:left="227" w:hanging="227"/>
+      </w:pPr>
+      <w:r>
+        <w:rPr>
+          <w:rFonts w:ascii="Arial" w:hAnsi="Arial" w:cs="Arial"/>
+          <w:sz w:val="18"/>
+          <w:szCs w:val="18"/>
+          <w:color w:val="555555"/>
+        </w:rPr>
+        <w:t xml:space="preserve">•</w:t>
+      </w:r>
+      <w:r>
+        <w:rPr>
+          <w:rFonts w:ascii="Arial" w:hAnsi="Arial" w:cs="Arial"/>
+          <w:sz w:val="18"/>
+          <w:szCs w:val="18"/>
+          <w:color w:val="111111"/>
+        </w:rPr>
+        <w:t xml:space="preserve">  </w:t>
+      </w:r>
+      <w:r>
+        <w:rPr>
+          <w:rFonts w:ascii="Arial" w:hAnsi="Arial" w:cs="Arial"/>
+          <w:sz w:val="18"/>
+          <w:szCs w:val="18"/>
+          <w:color w:val="111111"/>
+        </w:rPr>
+        <w:t xml:space="preserve">Sped up the student-listing screen 30% with paginated fetching and S3 asset delivery, then another 10% with index-covering query rewrites after profiling found a full scan behind a join nobody had reviewed since the schema changed.</w:t>
       </w:r>
     </w:p>
     <w:p>
@@ -1412,7 +1412,7 @@
           <w:szCs w:val="18"/>
           <w:color w:val="111111"/>
         </w:rPr>
-        <w:t xml:space="preserve">Cut driver-location serving cost 45% by keying poll intervals to distance remaining, interpolating client-side so slower polling still rendered as continuous movement.</w:t>
+        <w:t xml:space="preserve">Cut driver-tracking server cost 45% with distance-based polling and client-side interpolation that kept map movement smooth.</w:t>
       </w:r>
     </w:p>
     <w:p>
@@ -1517,7 +1517,7 @@
           <w:szCs w:val="18"/>
           <w:color w:val="111111"/>
         </w:rPr>
-        <w:t xml:space="preserve">Worked the autonomous-driving perception stack end to end in Python: radar and lidar capture, timestamp alignment, extrinsic calibration and point-cloud processing, with a replay harness over recorded drives so a perception change was attributable rather than anecdotal.</w:t>
+        <w:t xml:space="preserve">Engineered an autonomous-driving perception stack in Python: radar and lidar capture, timestamp alignment, extrinsic calibration and point-cloud processing, with a replay harness over recorded drives.</w:t>
       </w:r>
     </w:p>
     <w:p>

--- a/public/Archit_Agrawal_Resume_Detailed.docx
+++ b/public/Archit_Agrawal_Resume_Detailed.docx
@@ -13,7 +13,6 @@
           <w:sz w:val="42"/>
           <w:szCs w:val="42"/>
           <w:b/>
-          <w:spacing w:val="30"/>
           <w:color w:val="111111"/>
         </w:rPr>
         <w:t xml:space="preserve">ARCHIT AGRAWAL</w:t>
@@ -47,7 +46,6 @@
           <w:sz w:val="18"/>
           <w:szCs w:val="18"/>
           <w:b/>
-          <w:spacing w:val="32"/>
           <w:color w:val="111111"/>
         </w:rPr>
         <w:t xml:space="preserve">EXPERIENCE</w:t>
@@ -122,7 +120,7 @@
           <w:szCs w:val="18"/>
           <w:color w:val="111111"/>
         </w:rPr>
-        <w:t xml:space="preserve">Architected and own a 12-agent analytics platform turning any structured dataset into charts and cited answers with zero per-dataset code; TypeScript, NestJS, AWS Bedrock, Step Functions.</w:t>
+        <w:t xml:space="preserve">Architected and currently own a 12-agent analytics platform turning any structured dataset into charts and cited answers with zero per-dataset code; TypeScript, NestJS, AWS Bedrock, Step Functions.</w:t>
       </w:r>
     </w:p>
     <w:p>
@@ -188,7 +186,7 @@
           <w:szCs w:val="18"/>
           <w:color w:val="111111"/>
         </w:rPr>
-        <w:t xml:space="preserve">Designed a rules-based chart selector across 17 chart types grounded in visualization research; an LLM suggestion is used only if it scores better, so AI cannot worsen a chart.</w:t>
+        <w:t xml:space="preserve">Designed a rules-based chart selector across 17 chart types grounded in visualization research; LLM suggestions ship only when they outscore the rules, so AI cannot worsen a chart.</w:t>
       </w:r>
     </w:p>
     <w:p>
@@ -287,40 +285,40 @@
           <w:szCs w:val="18"/>
           <w:color w:val="111111"/>
         </w:rPr>
-        <w:t xml:space="preserve">Showed model choice moves F1 33x more than pipeline architecture, across models costing $5 to $89 per 100k rows, redirecting the team roadmap toward model selection.</w:t>
-      </w:r>
-    </w:p>
-    <w:p>
-      <w:pPr>
-        <w:spacing w:before="0" w:after="30" w:line="252" w:lineRule="auto"/>
-        <w:ind w:left="227" w:hanging="227"/>
-      </w:pPr>
-      <w:r>
-        <w:rPr>
-          <w:rFonts w:ascii="Arial" w:hAnsi="Arial" w:cs="Arial"/>
-          <w:sz w:val="18"/>
-          <w:szCs w:val="18"/>
-          <w:color w:val="555555"/>
-        </w:rPr>
-        <w:t xml:space="preserve">•</w:t>
-      </w:r>
-      <w:r>
-        <w:rPr>
-          <w:rFonts w:ascii="Arial" w:hAnsi="Arial" w:cs="Arial"/>
-          <w:sz w:val="18"/>
-          <w:szCs w:val="18"/>
-          <w:color w:val="111111"/>
-        </w:rPr>
-        <w:t xml:space="preserve">  </w:t>
-      </w:r>
-      <w:r>
-        <w:rPr>
-          <w:rFonts w:ascii="Arial" w:hAnsi="Arial" w:cs="Arial"/>
-          <w:sz w:val="18"/>
-          <w:szCs w:val="18"/>
-          <w:color w:val="111111"/>
-        </w:rPr>
-        <w:t xml:space="preserve">Found the team's headline accuracy of 0.637 could not be reproduced, fresh runs scoring 0.523, traced it to a hand-reviewed spreadsheet and reset the baseline.</w:t>
+        <w:t xml:space="preserve">Benchmarked models against pipeline variants, finding model choice moved F1 33x more than architecture at $5 to $89 per 100k rows; redirected the roadmap to model selection.</w:t>
+      </w:r>
+    </w:p>
+    <w:p>
+      <w:pPr>
+        <w:spacing w:before="0" w:after="30" w:line="252" w:lineRule="auto"/>
+        <w:ind w:left="227" w:hanging="227"/>
+      </w:pPr>
+      <w:r>
+        <w:rPr>
+          <w:rFonts w:ascii="Arial" w:hAnsi="Arial" w:cs="Arial"/>
+          <w:sz w:val="18"/>
+          <w:szCs w:val="18"/>
+          <w:color w:val="555555"/>
+        </w:rPr>
+        <w:t xml:space="preserve">•</w:t>
+      </w:r>
+      <w:r>
+        <w:rPr>
+          <w:rFonts w:ascii="Arial" w:hAnsi="Arial" w:cs="Arial"/>
+          <w:sz w:val="18"/>
+          <w:szCs w:val="18"/>
+          <w:color w:val="111111"/>
+        </w:rPr>
+        <w:t xml:space="preserve">  </w:t>
+      </w:r>
+      <w:r>
+        <w:rPr>
+          <w:rFonts w:ascii="Arial" w:hAnsi="Arial" w:cs="Arial"/>
+          <w:sz w:val="18"/>
+          <w:szCs w:val="18"/>
+          <w:color w:val="111111"/>
+        </w:rPr>
+        <w:t xml:space="preserve">Reproduced the team's evaluation, traced a reported 0.637 accuracy to a hand-reviewed spreadsheet, and set a validated 0.523 baseline for future experiments.</w:t>
       </w:r>
     </w:p>
     <w:p>
@@ -419,40 +417,40 @@
           <w:szCs w:val="18"/>
           <w:color w:val="111111"/>
         </w:rPr>
-        <w:t xml:space="preserve">Reset the benchmark the team reported against after fresh runs reproduced its 0.637 baseline at 0.523, tracing the gap to a spreadsheet hand-reviewed before delivery.</w:t>
-      </w:r>
-    </w:p>
-    <w:p>
-      <w:pPr>
-        <w:spacing w:before="0" w:after="30" w:line="252" w:lineRule="auto"/>
-        <w:ind w:left="227" w:hanging="227"/>
-      </w:pPr>
-      <w:r>
-        <w:rPr>
-          <w:rFonts w:ascii="Arial" w:hAnsi="Arial" w:cs="Arial"/>
-          <w:sz w:val="18"/>
-          <w:szCs w:val="18"/>
-          <w:color w:val="555555"/>
-        </w:rPr>
-        <w:t xml:space="preserve">•</w:t>
-      </w:r>
-      <w:r>
-        <w:rPr>
-          <w:rFonts w:ascii="Arial" w:hAnsi="Arial" w:cs="Arial"/>
-          <w:sz w:val="18"/>
-          <w:szCs w:val="18"/>
-          <w:color w:val="111111"/>
-        </w:rPr>
-        <w:t xml:space="preserve">  </w:t>
-      </w:r>
-      <w:r>
-        <w:rPr>
-          <w:rFonts w:ascii="Arial" w:hAnsi="Arial" w:cs="Arial"/>
-          <w:sz w:val="18"/>
-          <w:szCs w:val="18"/>
-          <w:color w:val="111111"/>
-        </w:rPr>
-        <w:t xml:space="preserve">Reset the benchmark the team reported against after fresh runs reproduced its 0.637 baseline at 0.523, tracing the gap to a spreadsheet hand-reviewed before delivery.</w:t>
+        <w:t xml:space="preserve">Changed what the evaluation measured after every chart-level score stayed healthy while the page answered 6 of the 32 questions a survey actually asked; scoring coverage instead of marks took it to 25 of 32.</w:t>
+      </w:r>
+    </w:p>
+    <w:p>
+      <w:pPr>
+        <w:spacing w:before="0" w:after="30" w:line="252" w:lineRule="auto"/>
+        <w:ind w:left="227" w:hanging="227"/>
+      </w:pPr>
+      <w:r>
+        <w:rPr>
+          <w:rFonts w:ascii="Arial" w:hAnsi="Arial" w:cs="Arial"/>
+          <w:sz w:val="18"/>
+          <w:szCs w:val="18"/>
+          <w:color w:val="555555"/>
+        </w:rPr>
+        <w:t xml:space="preserve">•</w:t>
+      </w:r>
+      <w:r>
+        <w:rPr>
+          <w:rFonts w:ascii="Arial" w:hAnsi="Arial" w:cs="Arial"/>
+          <w:sz w:val="18"/>
+          <w:szCs w:val="18"/>
+          <w:color w:val="111111"/>
+        </w:rPr>
+        <w:t xml:space="preserve">  </w:t>
+      </w:r>
+      <w:r>
+        <w:rPr>
+          <w:rFonts w:ascii="Arial" w:hAnsi="Arial" w:cs="Arial"/>
+          <w:sz w:val="18"/>
+          <w:szCs w:val="18"/>
+          <w:color w:val="111111"/>
+        </w:rPr>
+        <w:t xml:space="preserve">Held every agent to improve-or-discard: no chart proposal beat the deterministic rule table across the evaluation corpus, so the rule table stayed, and two managed agent runtimes were removed once a repeat benchmark showed 49.8s of a 65.4s stage was container boot for a decision that never varied.</w:t>
       </w:r>
     </w:p>
     <w:p>
@@ -1274,40 +1272,40 @@
           <w:szCs w:val="18"/>
           <w:color w:val="111111"/>
         </w:rPr>
-        <w:t xml:space="preserve">Cut deploy time 70% and production incidents 40% by containerising the release pipeline and adding SonarQube quality gates scoped to new code.</w:t>
-      </w:r>
-    </w:p>
-    <w:p>
-      <w:pPr>
-        <w:spacing w:before="0" w:after="30" w:line="252" w:lineRule="auto"/>
-        <w:ind w:left="227" w:hanging="227"/>
-      </w:pPr>
-      <w:r>
-        <w:rPr>
-          <w:rFonts w:ascii="Arial" w:hAnsi="Arial" w:cs="Arial"/>
-          <w:sz w:val="18"/>
-          <w:szCs w:val="18"/>
-          <w:color w:val="555555"/>
-        </w:rPr>
-        <w:t xml:space="preserve">•</w:t>
-      </w:r>
-      <w:r>
-        <w:rPr>
-          <w:rFonts w:ascii="Arial" w:hAnsi="Arial" w:cs="Arial"/>
-          <w:sz w:val="18"/>
-          <w:szCs w:val="18"/>
-          <w:color w:val="111111"/>
-        </w:rPr>
-        <w:t xml:space="preserve">  </w:t>
-      </w:r>
-      <w:r>
-        <w:rPr>
-          <w:rFonts w:ascii="Arial" w:hAnsi="Arial" w:cs="Arial"/>
-          <w:sz w:val="18"/>
-          <w:szCs w:val="18"/>
-          <w:color w:val="111111"/>
-        </w:rPr>
-        <w:t xml:space="preserve">Migrated a C# and .NET monolith to Dockerised Kubernetes microservices incrementally behind the existing API, cutting infrastructure cost 20% and footprint 35%.</w:t>
+        <w:t xml:space="preserve">Cut deploy time 70% and production incidents 40% by containerizing the release pipeline and adding SonarQube quality gates scoped to new code.</w:t>
+      </w:r>
+    </w:p>
+    <w:p>
+      <w:pPr>
+        <w:spacing w:before="0" w:after="30" w:line="252" w:lineRule="auto"/>
+        <w:ind w:left="227" w:hanging="227"/>
+      </w:pPr>
+      <w:r>
+        <w:rPr>
+          <w:rFonts w:ascii="Arial" w:hAnsi="Arial" w:cs="Arial"/>
+          <w:sz w:val="18"/>
+          <w:szCs w:val="18"/>
+          <w:color w:val="555555"/>
+        </w:rPr>
+        <w:t xml:space="preserve">•</w:t>
+      </w:r>
+      <w:r>
+        <w:rPr>
+          <w:rFonts w:ascii="Arial" w:hAnsi="Arial" w:cs="Arial"/>
+          <w:sz w:val="18"/>
+          <w:szCs w:val="18"/>
+          <w:color w:val="111111"/>
+        </w:rPr>
+        <w:t xml:space="preserve">  </w:t>
+      </w:r>
+      <w:r>
+        <w:rPr>
+          <w:rFonts w:ascii="Arial" w:hAnsi="Arial" w:cs="Arial"/>
+          <w:sz w:val="18"/>
+          <w:szCs w:val="18"/>
+          <w:color w:val="111111"/>
+        </w:rPr>
+        <w:t xml:space="preserve">Migrated a C# and .NET monolith to Dockerized Kubernetes microservices incrementally behind the existing API, cutting infrastructure cost 20% and footprint 35%.</w:t>
       </w:r>
     </w:p>
     <w:p>
@@ -1566,7 +1564,6 @@
           <w:sz w:val="18"/>
           <w:szCs w:val="18"/>
           <w:b/>
-          <w:spacing w:val="32"/>
           <w:color w:val="111111"/>
         </w:rPr>
         <w:t xml:space="preserve">PROJECTS</w:t>
@@ -1728,7 +1725,7 @@
           <w:szCs w:val="18"/>
           <w:color w:val="111111"/>
         </w:rPr>
-        <w:t xml:space="preserve">Built a TypeScript MCP service that assembles the diff, neighbouring files, linked ticket criteria and CI result in a fixed order before reasoning, returns findings as a schema (file, line, category, severity, rationale) rendered as inline comments, and gates merges on category rather than volume.</w:t>
+        <w:t xml:space="preserve">Built a TypeScript MCP service that assembles the diff, neighboring files, linked ticket criteria and CI result in a fixed order before reasoning, returns findings as a schema (file, line, category, severity, rationale) rendered as inline comments, and gates merges on category rather than volume.</w:t>
       </w:r>
     </w:p>
     <w:p>
@@ -1873,7 +1870,6 @@
           <w:sz w:val="18"/>
           <w:szCs w:val="18"/>
           <w:b/>
-          <w:spacing w:val="32"/>
           <w:color w:val="111111"/>
         </w:rPr>
         <w:t xml:space="preserve">EDUCATION</w:t>

--- a/public/Archit_Agrawal_Resume_Detailed.docx
+++ b/public/Archit_Agrawal_Resume_Detailed.docx
@@ -120,205 +120,172 @@
           <w:szCs w:val="18"/>
           <w:color w:val="111111"/>
         </w:rPr>
-        <w:t xml:space="preserve">Architected and currently own a 12-agent analytics platform turning any structured dataset into charts and cited answers with zero per-dataset code; TypeScript, NestJS, AWS Bedrock, Step Functions.</w:t>
-      </w:r>
-    </w:p>
-    <w:p>
-      <w:pPr>
-        <w:spacing w:before="0" w:after="30" w:line="252" w:lineRule="auto"/>
-        <w:ind w:left="227" w:hanging="227"/>
-      </w:pPr>
-      <w:r>
-        <w:rPr>
-          <w:rFonts w:ascii="Arial" w:hAnsi="Arial" w:cs="Arial"/>
-          <w:sz w:val="18"/>
-          <w:szCs w:val="18"/>
-          <w:color w:val="555555"/>
-        </w:rPr>
-        <w:t xml:space="preserve">•</w:t>
-      </w:r>
-      <w:r>
-        <w:rPr>
-          <w:rFonts w:ascii="Arial" w:hAnsi="Arial" w:cs="Arial"/>
-          <w:sz w:val="18"/>
-          <w:szCs w:val="18"/>
-          <w:color w:val="111111"/>
-        </w:rPr>
-        <w:t xml:space="preserve">  </w:t>
-      </w:r>
-      <w:r>
-        <w:rPr>
-          <w:rFonts w:ascii="Arial" w:hAnsi="Arial" w:cs="Arial"/>
-          <w:sz w:val="18"/>
-          <w:szCs w:val="18"/>
-          <w:color w:val="111111"/>
-        </w:rPr>
-        <w:t xml:space="preserve">Built the Nuxt front end where a plain-English question returns an interactive chart with sort, filter, top-N and undo, on in-process DuckDB holding latency flat at 200x row volume.</w:t>
-      </w:r>
-    </w:p>
-    <w:p>
-      <w:pPr>
-        <w:spacing w:before="0" w:after="30" w:line="252" w:lineRule="auto"/>
-        <w:ind w:left="227" w:hanging="227"/>
-      </w:pPr>
-      <w:r>
-        <w:rPr>
-          <w:rFonts w:ascii="Arial" w:hAnsi="Arial" w:cs="Arial"/>
-          <w:sz w:val="18"/>
-          <w:szCs w:val="18"/>
-          <w:color w:val="555555"/>
-        </w:rPr>
-        <w:t xml:space="preserve">•</w:t>
-      </w:r>
-      <w:r>
-        <w:rPr>
-          <w:rFonts w:ascii="Arial" w:hAnsi="Arial" w:cs="Arial"/>
-          <w:sz w:val="18"/>
-          <w:szCs w:val="18"/>
-          <w:color w:val="111111"/>
-        </w:rPr>
-        <w:t xml:space="preserve">  </w:t>
-      </w:r>
-      <w:r>
-        <w:rPr>
-          <w:rFonts w:ascii="Arial" w:hAnsi="Arial" w:cs="Arial"/>
-          <w:sz w:val="18"/>
-          <w:szCs w:val="18"/>
-          <w:color w:val="111111"/>
-        </w:rPr>
-        <w:t xml:space="preserve">Designed a rules-based chart selector across 17 chart types grounded in visualization research; LLM suggestions ship only when they outscore the rules, so AI cannot worsen a chart.</w:t>
-      </w:r>
-    </w:p>
-    <w:p>
-      <w:pPr>
-        <w:spacing w:before="0" w:after="30" w:line="252" w:lineRule="auto"/>
-        <w:ind w:left="227" w:hanging="227"/>
-      </w:pPr>
-      <w:r>
-        <w:rPr>
-          <w:rFonts w:ascii="Arial" w:hAnsi="Arial" w:cs="Arial"/>
-          <w:sz w:val="18"/>
-          <w:szCs w:val="18"/>
-          <w:color w:val="555555"/>
-        </w:rPr>
-        <w:t xml:space="preserve">•</w:t>
-      </w:r>
-      <w:r>
-        <w:rPr>
-          <w:rFonts w:ascii="Arial" w:hAnsi="Arial" w:cs="Arial"/>
-          <w:sz w:val="18"/>
-          <w:szCs w:val="18"/>
-          <w:color w:val="111111"/>
-        </w:rPr>
-        <w:t xml:space="preserve">  </w:t>
-      </w:r>
-      <w:r>
-        <w:rPr>
-          <w:rFonts w:ascii="Arial" w:hAnsi="Arial" w:cs="Arial"/>
-          <w:sz w:val="18"/>
-          <w:szCs w:val="18"/>
-          <w:color w:val="111111"/>
-        </w:rPr>
-        <w:t xml:space="preserve">Quadrupled insight recall in automated reports, 13% to 52-59% on held-out datasets, by letting an agent pick the analyses while deterministic code computes every number.</w:t>
-      </w:r>
-    </w:p>
-    <w:p>
-      <w:pPr>
-        <w:spacing w:before="0" w:after="30" w:line="252" w:lineRule="auto"/>
-        <w:ind w:left="227" w:hanging="227"/>
-      </w:pPr>
-      <w:r>
-        <w:rPr>
-          <w:rFonts w:ascii="Arial" w:hAnsi="Arial" w:cs="Arial"/>
-          <w:sz w:val="18"/>
-          <w:szCs w:val="18"/>
-          <w:color w:val="555555"/>
-        </w:rPr>
-        <w:t xml:space="preserve">•</w:t>
-      </w:r>
-      <w:r>
-        <w:rPr>
-          <w:rFonts w:ascii="Arial" w:hAnsi="Arial" w:cs="Arial"/>
-          <w:sz w:val="18"/>
-          <w:szCs w:val="18"/>
-          <w:color w:val="111111"/>
-        </w:rPr>
-        <w:t xml:space="preserve">  </w:t>
-      </w:r>
-      <w:r>
-        <w:rPr>
-          <w:rFonts w:ascii="Arial" w:hAnsi="Arial" w:cs="Arial"/>
-          <w:sz w:val="18"/>
-          <w:szCs w:val="18"/>
-          <w:color w:val="111111"/>
-        </w:rPr>
-        <w:t xml:space="preserve">Caught a silent bug mislabeling 13% of rows before it reached institutional reports, reaching 100% join integrity with schema-constrained LLM output and citation checks.</w:t>
-      </w:r>
-    </w:p>
-    <w:p>
-      <w:pPr>
-        <w:spacing w:before="0" w:after="30" w:line="252" w:lineRule="auto"/>
-        <w:ind w:left="227" w:hanging="227"/>
-      </w:pPr>
-      <w:r>
-        <w:rPr>
-          <w:rFonts w:ascii="Arial" w:hAnsi="Arial" w:cs="Arial"/>
-          <w:sz w:val="18"/>
-          <w:szCs w:val="18"/>
-          <w:color w:val="555555"/>
-        </w:rPr>
-        <w:t xml:space="preserve">•</w:t>
-      </w:r>
-      <w:r>
-        <w:rPr>
-          <w:rFonts w:ascii="Arial" w:hAnsi="Arial" w:cs="Arial"/>
-          <w:sz w:val="18"/>
-          <w:szCs w:val="18"/>
-          <w:color w:val="111111"/>
-        </w:rPr>
-        <w:t xml:space="preserve">  </w:t>
-      </w:r>
-      <w:r>
-        <w:rPr>
-          <w:rFonts w:ascii="Arial" w:hAnsi="Arial" w:cs="Arial"/>
-          <w:sz w:val="18"/>
-          <w:szCs w:val="18"/>
-          <w:color w:val="111111"/>
-        </w:rPr>
-        <w:t xml:space="preserve">Benchmarked models against pipeline variants, finding model choice moved F1 33x more than architecture at $5 to $89 per 100k rows; redirected the roadmap to model selection.</w:t>
-      </w:r>
-    </w:p>
-    <w:p>
-      <w:pPr>
-        <w:spacing w:before="0" w:after="30" w:line="252" w:lineRule="auto"/>
-        <w:ind w:left="227" w:hanging="227"/>
-      </w:pPr>
-      <w:r>
-        <w:rPr>
-          <w:rFonts w:ascii="Arial" w:hAnsi="Arial" w:cs="Arial"/>
-          <w:sz w:val="18"/>
-          <w:szCs w:val="18"/>
-          <w:color w:val="555555"/>
-        </w:rPr>
-        <w:t xml:space="preserve">•</w:t>
-      </w:r>
-      <w:r>
-        <w:rPr>
-          <w:rFonts w:ascii="Arial" w:hAnsi="Arial" w:cs="Arial"/>
-          <w:sz w:val="18"/>
-          <w:szCs w:val="18"/>
-          <w:color w:val="111111"/>
-        </w:rPr>
-        <w:t xml:space="preserve">  </w:t>
-      </w:r>
-      <w:r>
-        <w:rPr>
-          <w:rFonts w:ascii="Arial" w:hAnsi="Arial" w:cs="Arial"/>
-          <w:sz w:val="18"/>
-          <w:szCs w:val="18"/>
-          <w:color w:val="111111"/>
-        </w:rPr>
-        <w:t xml:space="preserve">Reproduced the team's evaluation, traced a reported 0.637 accuracy to a hand-reviewed spreadsheet, and set a validated 0.523 baseline for future experiments.</w:t>
+        <w:t xml:space="preserve">Architected and currently own a 12-agent analytics platform turning any structured dataset into interactive charts and cited answers without dataset-specific code; TypeScript, NestJS, AWS Bedrock, Step Functions.</w:t>
+      </w:r>
+    </w:p>
+    <w:p>
+      <w:pPr>
+        <w:spacing w:before="0" w:after="30" w:line="252" w:lineRule="auto"/>
+        <w:ind w:left="227" w:hanging="227"/>
+      </w:pPr>
+      <w:r>
+        <w:rPr>
+          <w:rFonts w:ascii="Arial" w:hAnsi="Arial" w:cs="Arial"/>
+          <w:sz w:val="18"/>
+          <w:szCs w:val="18"/>
+          <w:color w:val="555555"/>
+        </w:rPr>
+        <w:t xml:space="preserve">•</w:t>
+      </w:r>
+      <w:r>
+        <w:rPr>
+          <w:rFonts w:ascii="Arial" w:hAnsi="Arial" w:cs="Arial"/>
+          <w:sz w:val="18"/>
+          <w:szCs w:val="18"/>
+          <w:color w:val="111111"/>
+        </w:rPr>
+        <w:t xml:space="preserve">  </w:t>
+      </w:r>
+      <w:r>
+        <w:rPr>
+          <w:rFonts w:ascii="Arial" w:hAnsi="Arial" w:cs="Arial"/>
+          <w:sz w:val="18"/>
+          <w:szCs w:val="18"/>
+          <w:color w:val="111111"/>
+        </w:rPr>
+        <w:t xml:space="preserve">Designed a deterministic chart selector across 17 chart types grounded in visualization research, accepting an LLM recommendation only when it outscores the rules-based baseline.</w:t>
+      </w:r>
+    </w:p>
+    <w:p>
+      <w:pPr>
+        <w:spacing w:before="0" w:after="30" w:line="252" w:lineRule="auto"/>
+        <w:ind w:left="227" w:hanging="227"/>
+      </w:pPr>
+      <w:r>
+        <w:rPr>
+          <w:rFonts w:ascii="Arial" w:hAnsi="Arial" w:cs="Arial"/>
+          <w:sz w:val="18"/>
+          <w:szCs w:val="18"/>
+          <w:color w:val="555555"/>
+        </w:rPr>
+        <w:t xml:space="preserve">•</w:t>
+      </w:r>
+      <w:r>
+        <w:rPr>
+          <w:rFonts w:ascii="Arial" w:hAnsi="Arial" w:cs="Arial"/>
+          <w:sz w:val="18"/>
+          <w:szCs w:val="18"/>
+          <w:color w:val="111111"/>
+        </w:rPr>
+        <w:t xml:space="preserve">  </w:t>
+      </w:r>
+      <w:r>
+        <w:rPr>
+          <w:rFonts w:ascii="Arial" w:hAnsi="Arial" w:cs="Arial"/>
+          <w:sz w:val="18"/>
+          <w:szCs w:val="18"/>
+          <w:color w:val="111111"/>
+        </w:rPr>
+        <w:t xml:space="preserve">Quadrupled insight recall in automated reports, from 13% to 52–59% on held-out datasets, by letting an agent pick the analyses while deterministic code computes every number.</w:t>
+      </w:r>
+    </w:p>
+    <w:p>
+      <w:pPr>
+        <w:spacing w:before="0" w:after="30" w:line="252" w:lineRule="auto"/>
+        <w:ind w:left="227" w:hanging="227"/>
+      </w:pPr>
+      <w:r>
+        <w:rPr>
+          <w:rFonts w:ascii="Arial" w:hAnsi="Arial" w:cs="Arial"/>
+          <w:sz w:val="18"/>
+          <w:szCs w:val="18"/>
+          <w:color w:val="555555"/>
+        </w:rPr>
+        <w:t xml:space="preserve">•</w:t>
+      </w:r>
+      <w:r>
+        <w:rPr>
+          <w:rFonts w:ascii="Arial" w:hAnsi="Arial" w:cs="Arial"/>
+          <w:sz w:val="18"/>
+          <w:szCs w:val="18"/>
+          <w:color w:val="111111"/>
+        </w:rPr>
+        <w:t xml:space="preserve">  </w:t>
+      </w:r>
+      <w:r>
+        <w:rPr>
+          <w:rFonts w:ascii="Arial" w:hAnsi="Arial" w:cs="Arial"/>
+          <w:sz w:val="18"/>
+          <w:szCs w:val="18"/>
+          <w:color w:val="111111"/>
+        </w:rPr>
+        <w:t xml:space="preserve">Stopped a silent defect mislabeling 13% of rows before it reached institutional reports, reaching 100% join integrity with schema-constrained LLM output and citation validation.</w:t>
+      </w:r>
+    </w:p>
+    <w:p>
+      <w:pPr>
+        <w:spacing w:before="0" w:after="30" w:line="252" w:lineRule="auto"/>
+        <w:ind w:left="227" w:hanging="227"/>
+      </w:pPr>
+      <w:r>
+        <w:rPr>
+          <w:rFonts w:ascii="Arial" w:hAnsi="Arial" w:cs="Arial"/>
+          <w:sz w:val="18"/>
+          <w:szCs w:val="18"/>
+          <w:color w:val="555555"/>
+        </w:rPr>
+        <w:t xml:space="preserve">•</w:t>
+      </w:r>
+      <w:r>
+        <w:rPr>
+          <w:rFonts w:ascii="Arial" w:hAnsi="Arial" w:cs="Arial"/>
+          <w:sz w:val="18"/>
+          <w:szCs w:val="18"/>
+          <w:color w:val="111111"/>
+        </w:rPr>
+        <w:t xml:space="preserve">  </w:t>
+      </w:r>
+      <w:r>
+        <w:rPr>
+          <w:rFonts w:ascii="Arial" w:hAnsi="Arial" w:cs="Arial"/>
+          <w:sz w:val="18"/>
+          <w:szCs w:val="18"/>
+          <w:color w:val="111111"/>
+        </w:rPr>
+        <w:t xml:space="preserve">Benchmarked models and pipeline variants at $5–$89 per 100k rows, finding model choice swung F1 33x more than architecture; traced a reported 0.637 accuracy to a hand-reviewed spreadsheet and set a reproducible 0.523 baseline.</w:t>
+      </w:r>
+    </w:p>
+    <w:p>
+      <w:pPr>
+        <w:spacing w:before="0" w:after="30" w:line="252" w:lineRule="auto"/>
+        <w:ind w:left="227" w:hanging="227"/>
+      </w:pPr>
+      <w:r>
+        <w:rPr>
+          <w:rFonts w:ascii="Arial" w:hAnsi="Arial" w:cs="Arial"/>
+          <w:sz w:val="18"/>
+          <w:szCs w:val="18"/>
+          <w:color w:val="555555"/>
+        </w:rPr>
+        <w:t xml:space="preserve">•</w:t>
+      </w:r>
+      <w:r>
+        <w:rPr>
+          <w:rFonts w:ascii="Arial" w:hAnsi="Arial" w:cs="Arial"/>
+          <w:sz w:val="18"/>
+          <w:szCs w:val="18"/>
+          <w:color w:val="111111"/>
+        </w:rPr>
+        <w:t xml:space="preserve">  </w:t>
+      </w:r>
+      <w:r>
+        <w:rPr>
+          <w:rFonts w:ascii="Arial" w:hAnsi="Arial" w:cs="Arial"/>
+          <w:sz w:val="18"/>
+          <w:szCs w:val="18"/>
+          <w:color w:val="111111"/>
+        </w:rPr>
+        <w:t xml:space="preserve">Built the Nuxt front end where a plain-English question returns an interactive chart with sort, filter, top-N and undo, backed by in-process DuckDB holding latency steady as data volume grew 200x.</w:t>
       </w:r>
     </w:p>
     <w:p>
@@ -418,39 +385,6 @@
           <w:color w:val="111111"/>
         </w:rPr>
         <w:t xml:space="preserve">Changed what the evaluation measured after every chart-level score stayed healthy while the page answered 6 of the 32 questions a survey actually asked; scoring coverage instead of marks took it to 25 of 32.</w:t>
-      </w:r>
-    </w:p>
-    <w:p>
-      <w:pPr>
-        <w:spacing w:before="0" w:after="30" w:line="252" w:lineRule="auto"/>
-        <w:ind w:left="227" w:hanging="227"/>
-      </w:pPr>
-      <w:r>
-        <w:rPr>
-          <w:rFonts w:ascii="Arial" w:hAnsi="Arial" w:cs="Arial"/>
-          <w:sz w:val="18"/>
-          <w:szCs w:val="18"/>
-          <w:color w:val="555555"/>
-        </w:rPr>
-        <w:t xml:space="preserve">•</w:t>
-      </w:r>
-      <w:r>
-        <w:rPr>
-          <w:rFonts w:ascii="Arial" w:hAnsi="Arial" w:cs="Arial"/>
-          <w:sz w:val="18"/>
-          <w:szCs w:val="18"/>
-          <w:color w:val="111111"/>
-        </w:rPr>
-        <w:t xml:space="preserve">  </w:t>
-      </w:r>
-      <w:r>
-        <w:rPr>
-          <w:rFonts w:ascii="Arial" w:hAnsi="Arial" w:cs="Arial"/>
-          <w:sz w:val="18"/>
-          <w:szCs w:val="18"/>
-          <w:color w:val="111111"/>
-        </w:rPr>
-        <w:t xml:space="preserve">Held every agent to improve-or-discard: no chart proposal beat the deterministic rule table across the evaluation corpus, so the rule table stayed, and two managed agent runtimes were removed once a repeat benchmark showed 49.8s of a 65.4s stage was container boot for a decision that never varied.</w:t>
       </w:r>
     </w:p>
     <w:p>
@@ -759,7 +693,7 @@
           <w:szCs w:val="18"/>
           <w:color w:val="111111"/>
         </w:rPr>
-        <w:t xml:space="preserve">Cut transcript analysis from 4 hours to 15 minutes, 16x, with a Neo4j knowledge graph queried by schema-validated LLM-generated Cypher.</w:t>
+        <w:t xml:space="preserve">Reduced transcript-analysis time 16x, from four hours to 15 minutes, with a Neo4j knowledge graph queried by schema-validated LLM-generated Cypher.</w:t>
       </w:r>
     </w:p>
     <w:p>
@@ -996,7 +930,7 @@
           <w:szCs w:val="18"/>
           <w:color w:val="111111"/>
         </w:rPr>
-        <w:t xml:space="preserve">Showed visual fluency and physical plausibility correlate only weakly: the model ranked first on human preference ranked last on causality.</w:t>
+        <w:t xml:space="preserve">Demonstrated weak correlation between visual quality and physical plausibility: the model ranked first in human preference but last in causal consistency.</w:t>
       </w:r>
     </w:p>
     <w:p>
@@ -1239,7 +1173,7 @@
           <w:szCs w:val="18"/>
           <w:color w:val="111111"/>
         </w:rPr>
-        <w:t xml:space="preserve">Built a Redis-backed desk-demand forecasting service used across 300+ Fortune 500 offices including Goldman Sachs and Merck, with reported desk occupancy up 30%.</w:t>
+        <w:t xml:space="preserve">Built a Redis-backed desk-demand forecasting service used across 300+ offices at Fortune 500 companies, with reported desk occupancy up 30%.</w:t>
       </w:r>
     </w:p>
     <w:p>

--- a/public/Archit_Agrawal_Resume_Detailed.docx
+++ b/public/Archit_Agrawal_Resume_Detailed.docx
@@ -29,7 +29,7 @@
           <w:szCs w:val="18"/>
           <w:color w:val="111111"/>
         </w:rPr>
-        <w:t xml:space="preserve">Phoenix, AZ</w:t>
+        <w:t xml:space="preserve">San Francisco Bay Area</w:t>
       </w:r>
       <w:r>
         <w:rPr>
@@ -597,7 +597,7 @@
           <w:b/>
           <w:color w:val="111111"/>
         </w:rPr>
-        <w:t xml:space="preserve">07/2025 - 05/2026</w:t>
+        <w:t xml:space="preserve">07/2025 - 06/2026</w:t>
       </w:r>
     </w:p>
     <w:p>
@@ -1940,40 +1940,40 @@
           <w:szCs w:val="19"/>
           <w:color w:val="111111"/>
         </w:rPr>
-        <w:t xml:space="preserve">Reverse-engineered an undocumented utility portal into a read-only TypeScript MCP server with Zod-validated tool schemas, normalized meter data and typed errors an agent can act on.</w:t>
-      </w:r>
-    </w:p>
-    <w:p>
-      <w:pPr>
-        <w:spacing w:before="0" w:after="10" w:line="240" w:lineRule="auto"/>
-        <w:ind w:left="200" w:hanging="200"/>
-      </w:pPr>
-      <w:r>
-        <w:rPr>
-          <w:rFonts w:ascii="Lato" w:hAnsi="Lato" w:cs="Lato"/>
-          <w:sz w:val="19"/>
-          <w:szCs w:val="19"/>
-          <w:color w:val="111111"/>
-        </w:rPr>
-        <w:t xml:space="preserve">•</w:t>
-      </w:r>
-      <w:r>
-        <w:rPr>
-          <w:rFonts w:ascii="Lato" w:hAnsi="Lato" w:cs="Lato"/>
-          <w:sz w:val="19"/>
-          <w:szCs w:val="19"/>
-          <w:color w:val="111111"/>
-        </w:rPr>
-        <w:t xml:space="preserve">  </w:t>
-      </w:r>
-      <w:r>
-        <w:rPr>
-          <w:rFonts w:ascii="Lato" w:hAnsi="Lato" w:cs="Lato"/>
-          <w:sz w:val="19"/>
-          <w:szCs w:val="19"/>
-          <w:color w:val="111111"/>
-        </w:rPr>
-        <w:t xml:space="preserve">Kept every tool read-only, so an agent exploring an undocumented portal cannot change a billing setting.</w:t>
+        <w:t xml:space="preserve">Built a Python MCP server on FastMCP that logs into an undocumented utility portal and gives AI agents 7 tools and 4 analysis prompts for billing, usage, payments and outages, with a one-click setup wizard.</w:t>
+      </w:r>
+    </w:p>
+    <w:p>
+      <w:pPr>
+        <w:spacing w:before="0" w:after="10" w:line="240" w:lineRule="auto"/>
+        <w:ind w:left="200" w:hanging="200"/>
+      </w:pPr>
+      <w:r>
+        <w:rPr>
+          <w:rFonts w:ascii="Lato" w:hAnsi="Lato" w:cs="Lato"/>
+          <w:sz w:val="19"/>
+          <w:szCs w:val="19"/>
+          <w:color w:val="111111"/>
+        </w:rPr>
+        <w:t xml:space="preserve">•</w:t>
+      </w:r>
+      <w:r>
+        <w:rPr>
+          <w:rFonts w:ascii="Lato" w:hAnsi="Lato" w:cs="Lato"/>
+          <w:sz w:val="19"/>
+          <w:szCs w:val="19"/>
+          <w:color w:val="111111"/>
+        </w:rPr>
+        <w:t xml:space="preserve">  </w:t>
+      </w:r>
+      <w:r>
+        <w:rPr>
+          <w:rFonts w:ascii="Lato" w:hAnsi="Lato" w:cs="Lato"/>
+          <w:sz w:val="19"/>
+          <w:szCs w:val="19"/>
+          <w:color w:val="111111"/>
+        </w:rPr>
+        <w:t xml:space="preserve">Reverse-engineered the portal's login flow and API calls, since the utility publishes no API documentation.</w:t>
       </w:r>
     </w:p>
     <w:p>

--- a/public/Archit_Agrawal_Resume_Detailed.docx
+++ b/public/Archit_Agrawal_Resume_Detailed.docx
@@ -239,7 +239,7 @@
           <w:szCs w:val="22"/>
           <w:color w:val="111111"/>
         </w:rPr>
-        <w:t xml:space="preserve">Own end-to-end architecture and delivery of an AWS analytics platform: a 14-page Nuxt frontend, 70 NestJS API routes and shared TypeScript contracts.</w:t>
+        <w:t xml:space="preserve">Own end-to-end architecture and delivery of an AWS analytics platform for any structured dataset: a 14-page Nuxt frontend, 70 NestJS API routes and shared TypeScript contracts.</w:t>
       </w:r>
     </w:p>
     <w:p>
@@ -437,7 +437,7 @@
           <w:szCs w:val="22"/>
           <w:color w:val="111111"/>
         </w:rPr>
-        <w:t xml:space="preserve">Secured the analytics proof of concept with entitlement-gated respondent access, Bedrock Guardrails deployed through AWS CDK and enforced per-stage spend limits.</w:t>
+        <w:t xml:space="preserve">Secured the analytics proof of concept with entitlement-gated row-level access, Bedrock Guardrails deployed through AWS CDK and enforced per-stage spend limits.</w:t>
       </w:r>
     </w:p>
     <w:p>
@@ -1142,7 +1142,7 @@
           <w:i/>
           <w:color w:val="111111"/>
         </w:rPr>
-        <w:t xml:space="preserve">Software Engineer | Intern Jan–Jun 2022; engineer Jun 2022–Jul 2023</w:t>
+        <w:t xml:space="preserve">Software Engineer</w:t>
       </w:r>
       <w:r>
         <w:tab/>

--- a/public/Archit_Agrawal_Resume_Detailed.docx
+++ b/public/Archit_Agrawal_Resume_Detailed.docx
@@ -404,7 +404,7 @@
           <w:szCs w:val="21"/>
           <w:color w:val="111111"/>
         </w:rPr>
-        <w:t xml:space="preserve">Reached 100% join integrity in repeat pipeline evaluations using schema-constrained output and row correlation tokens; the baseline silently mislabeled 1 in 8 rows.</w:t>
+        <w:t xml:space="preserve">Reached 100% join integrity on repeat runs with schema-constrained LLM output and per-row IDs; the prior pipeline silently mislabeled 1 in 8 rows.</w:t>
       </w:r>
     </w:p>
     <w:p>
@@ -1934,7 +1934,7 @@
           <w:i/>
           <w:color w:val="111111"/>
         </w:rPr>
-        <w:t xml:space="preserve">Tempe, AZ, USA</w:t>
+        <w:t xml:space="preserve">Tempe, AZ</w:t>
       </w:r>
     </w:p>
     <w:p>
@@ -1997,7 +1997,7 @@
           <w:i/>
           <w:color w:val="111111"/>
         </w:rPr>
-        <w:t xml:space="preserve">India</w:t>
+        <w:t xml:space="preserve">Gandhinagar, India</w:t>
       </w:r>
     </w:p>
     <w:sectPr>

--- a/public/Archit_Agrawal_Resume_Detailed.docx
+++ b/public/Archit_Agrawal_Resume_Detailed.docx
@@ -469,7 +469,7 @@
           <w:b/>
           <w:color w:val="111111"/>
         </w:rPr>
-        <w:t xml:space="preserve">07/2025 - 06/2026</w:t>
+        <w:t xml:space="preserve">03/2025 - 06/2026</w:t>
       </w:r>
     </w:p>
     <w:p>

--- a/public/Archit_Agrawal_Resume_Detailed.docx
+++ b/public/Archit_Agrawal_Resume_Detailed.docx
@@ -239,7 +239,139 @@
           <w:szCs w:val="21"/>
           <w:color w:val="111111"/>
         </w:rPr>
-        <w:t xml:space="preserve">Own end-to-end architecture and delivery of an AWS analytics platform for any structured dataset: a 14-page Nuxt frontend, 70 NestJS API routes and shared TypeScript contracts.</w:t>
+        <w:t xml:space="preserve">Own a full-stack TypeScript platform end to end: a 14-page Nuxt 4 frontend over a 10-module NestJS API sharing one typed contract, with 4,845 tests across 347k lines in 12 workspace packages.</w:t>
+      </w:r>
+    </w:p>
+    <w:p>
+      <w:pPr>
+        <w:spacing w:before="0" w:after="10" w:line="248" w:lineRule="exact"/>
+        <w:ind w:left="200" w:hanging="200"/>
+      </w:pPr>
+      <w:r>
+        <w:rPr>
+          <w:rFonts w:ascii="Lato" w:hAnsi="Lato" w:cs="Lato"/>
+          <w:sz w:val="21"/>
+          <w:szCs w:val="21"/>
+          <w:color w:val="111111"/>
+        </w:rPr>
+        <w:t xml:space="preserve">•</w:t>
+      </w:r>
+      <w:r>
+        <w:rPr>
+          <w:rFonts w:ascii="Lato" w:hAnsi="Lato" w:cs="Lato"/>
+          <w:sz w:val="21"/>
+          <w:szCs w:val="21"/>
+          <w:color w:val="111111"/>
+        </w:rPr>
+        <w:t xml:space="preserve">  </w:t>
+      </w:r>
+      <w:r>
+        <w:rPr>
+          <w:rFonts w:ascii="Lato" w:hAnsi="Lato" w:cs="Lato"/>
+          <w:sz w:val="21"/>
+          <w:szCs w:val="21"/>
+          <w:color w:val="111111"/>
+        </w:rPr>
+        <w:t xml:space="preserve">Shipped an AI chart builder: readers ask in plain English, get a Vega-Lite chart, then edit it with sort, stack, top-N, filters and undo/redo; every chart also ships an accessible data table and alt text.</w:t>
+      </w:r>
+    </w:p>
+    <w:p>
+      <w:pPr>
+        <w:spacing w:before="0" w:after="10" w:line="248" w:lineRule="exact"/>
+        <w:ind w:left="200" w:hanging="200"/>
+      </w:pPr>
+      <w:r>
+        <w:rPr>
+          <w:rFonts w:ascii="Lato" w:hAnsi="Lato" w:cs="Lato"/>
+          <w:sz w:val="21"/>
+          <w:szCs w:val="21"/>
+          <w:color w:val="111111"/>
+        </w:rPr>
+        <w:t xml:space="preserve">•</w:t>
+      </w:r>
+      <w:r>
+        <w:rPr>
+          <w:rFonts w:ascii="Lato" w:hAnsi="Lato" w:cs="Lato"/>
+          <w:sz w:val="21"/>
+          <w:szCs w:val="21"/>
+          <w:color w:val="111111"/>
+        </w:rPr>
+        <w:t xml:space="preserve">  </w:t>
+      </w:r>
+      <w:r>
+        <w:rPr>
+          <w:rFonts w:ascii="Lato" w:hAnsi="Lato" w:cs="Lato"/>
+          <w:sz w:val="21"/>
+          <w:szCs w:val="21"/>
+          <w:color w:val="111111"/>
+        </w:rPr>
+        <w:t xml:space="preserve">Built EdSpace in two days for the EdPlus hackathon: a live office map with room booking, desk claiming, walking routes and 3D desks, shown to leadership up to the CEO and going live for 500+ people.</w:t>
+      </w:r>
+    </w:p>
+    <w:p>
+      <w:pPr>
+        <w:spacing w:before="0" w:after="10" w:line="248" w:lineRule="exact"/>
+        <w:ind w:left="200" w:hanging="200"/>
+      </w:pPr>
+      <w:r>
+        <w:rPr>
+          <w:rFonts w:ascii="Lato" w:hAnsi="Lato" w:cs="Lato"/>
+          <w:sz w:val="21"/>
+          <w:szCs w:val="21"/>
+          <w:color w:val="111111"/>
+        </w:rPr>
+        <w:t xml:space="preserve">•</w:t>
+      </w:r>
+      <w:r>
+        <w:rPr>
+          <w:rFonts w:ascii="Lato" w:hAnsi="Lato" w:cs="Lato"/>
+          <w:sz w:val="21"/>
+          <w:szCs w:val="21"/>
+          <w:color w:val="111111"/>
+        </w:rPr>
+        <w:t xml:space="preserve">  </w:t>
+      </w:r>
+      <w:r>
+        <w:rPr>
+          <w:rFonts w:ascii="Lato" w:hAnsi="Lato" w:cs="Lato"/>
+          <w:sz w:val="21"/>
+          <w:szCs w:val="21"/>
+          <w:color w:val="111111"/>
+        </w:rPr>
+        <w:t xml:space="preserve">Accelerated publishing of a 51,280-respondent survey from 19 minutes to 109 seconds; an independent raw-data audit matched all evaluated figures.</w:t>
+      </w:r>
+    </w:p>
+    <w:p>
+      <w:pPr>
+        <w:spacing w:before="0" w:after="10" w:line="248" w:lineRule="exact"/>
+        <w:ind w:left="200" w:hanging="200"/>
+      </w:pPr>
+      <w:r>
+        <w:rPr>
+          <w:rFonts w:ascii="Lato" w:hAnsi="Lato" w:cs="Lato"/>
+          <w:sz w:val="21"/>
+          <w:szCs w:val="21"/>
+          <w:color w:val="111111"/>
+        </w:rPr>
+        <w:t xml:space="preserve">•</w:t>
+      </w:r>
+      <w:r>
+        <w:rPr>
+          <w:rFonts w:ascii="Lato" w:hAnsi="Lato" w:cs="Lato"/>
+          <w:sz w:val="21"/>
+          <w:szCs w:val="21"/>
+          <w:color w:val="111111"/>
+        </w:rPr>
+        <w:t xml:space="preserve">  </w:t>
+      </w:r>
+      <w:r>
+        <w:rPr>
+          <w:rFonts w:ascii="Lato" w:hAnsi="Lato" w:cs="Lato"/>
+          <w:sz w:val="21"/>
+          <w:szCs w:val="21"/>
+          <w:color w:val="111111"/>
+        </w:rPr>
+        <w:t xml:space="preserve">Delivered interactive chart sorting, filtering, top-N and undo in Nuxt; in-process DuckDB kept measured query latency flat as input rows grew 200x.</w:t>
       </w:r>
     </w:p>
     <w:p>
@@ -273,138 +405,6 @@
           <w:color w:val="111111"/>
         </w:rPr>
         <w:t xml:space="preserve">Cut end-to-end AWS pipeline runtime from 500 to 85 seconds by removing managed-agent startup overhead and invoking the underlying tools directly.</w:t>
-      </w:r>
-    </w:p>
-    <w:p>
-      <w:pPr>
-        <w:spacing w:before="0" w:after="10" w:line="248" w:lineRule="exact"/>
-        <w:ind w:left="200" w:hanging="200"/>
-      </w:pPr>
-      <w:r>
-        <w:rPr>
-          <w:rFonts w:ascii="Lato" w:hAnsi="Lato" w:cs="Lato"/>
-          <w:sz w:val="21"/>
-          <w:szCs w:val="21"/>
-          <w:color w:val="111111"/>
-        </w:rPr>
-        <w:t xml:space="preserve">•</w:t>
-      </w:r>
-      <w:r>
-        <w:rPr>
-          <w:rFonts w:ascii="Lato" w:hAnsi="Lato" w:cs="Lato"/>
-          <w:sz w:val="21"/>
-          <w:szCs w:val="21"/>
-          <w:color w:val="111111"/>
-        </w:rPr>
-        <w:t xml:space="preserve">  </w:t>
-      </w:r>
-      <w:r>
-        <w:rPr>
-          <w:rFonts w:ascii="Lato" w:hAnsi="Lato" w:cs="Lato"/>
-          <w:sz w:val="21"/>
-          <w:szCs w:val="21"/>
-          <w:color w:val="111111"/>
-        </w:rPr>
-        <w:t xml:space="preserve">Accelerated publishing of a 51,280-respondent survey from 19 minutes to 109 seconds; an independent raw-data audit matched all evaluated figures.</w:t>
-      </w:r>
-    </w:p>
-    <w:p>
-      <w:pPr>
-        <w:spacing w:before="0" w:after="10" w:line="248" w:lineRule="exact"/>
-        <w:ind w:left="200" w:hanging="200"/>
-      </w:pPr>
-      <w:r>
-        <w:rPr>
-          <w:rFonts w:ascii="Lato" w:hAnsi="Lato" w:cs="Lato"/>
-          <w:sz w:val="21"/>
-          <w:szCs w:val="21"/>
-          <w:color w:val="111111"/>
-        </w:rPr>
-        <w:t xml:space="preserve">•</w:t>
-      </w:r>
-      <w:r>
-        <w:rPr>
-          <w:rFonts w:ascii="Lato" w:hAnsi="Lato" w:cs="Lato"/>
-          <w:sz w:val="21"/>
-          <w:szCs w:val="21"/>
-          <w:color w:val="111111"/>
-        </w:rPr>
-        <w:t xml:space="preserve">  </w:t>
-      </w:r>
-      <w:r>
-        <w:rPr>
-          <w:rFonts w:ascii="Lato" w:hAnsi="Lato" w:cs="Lato"/>
-          <w:sz w:val="21"/>
-          <w:szCs w:val="21"/>
-          <w:color w:val="111111"/>
-        </w:rPr>
-        <w:t xml:space="preserve">Engineered 64-way AWS Step Functions processing with a failure circuit breaker after diagnosing silent row loss in runs that reported success.</w:t>
-      </w:r>
-    </w:p>
-    <w:p>
-      <w:pPr>
-        <w:spacing w:before="0" w:after="10" w:line="248" w:lineRule="exact"/>
-        <w:ind w:left="200" w:hanging="200"/>
-      </w:pPr>
-      <w:r>
-        <w:rPr>
-          <w:rFonts w:ascii="Lato" w:hAnsi="Lato" w:cs="Lato"/>
-          <w:sz w:val="21"/>
-          <w:szCs w:val="21"/>
-          <w:color w:val="111111"/>
-        </w:rPr>
-        <w:t xml:space="preserve">•</w:t>
-      </w:r>
-      <w:r>
-        <w:rPr>
-          <w:rFonts w:ascii="Lato" w:hAnsi="Lato" w:cs="Lato"/>
-          <w:sz w:val="21"/>
-          <w:szCs w:val="21"/>
-          <w:color w:val="111111"/>
-        </w:rPr>
-        <w:t xml:space="preserve">  </w:t>
-      </w:r>
-      <w:r>
-        <w:rPr>
-          <w:rFonts w:ascii="Lato" w:hAnsi="Lato" w:cs="Lato"/>
-          <w:sz w:val="21"/>
-          <w:szCs w:val="21"/>
-          <w:color w:val="111111"/>
-        </w:rPr>
-        <w:t xml:space="preserve">Delivered interactive chart sorting, filtering, top-N and undo in Nuxt; in-process DuckDB kept measured query latency flat as input rows grew 200x.</w:t>
-      </w:r>
-    </w:p>
-    <w:p>
-      <w:pPr>
-        <w:spacing w:before="0" w:after="10" w:line="248" w:lineRule="exact"/>
-        <w:ind w:left="200" w:hanging="200"/>
-      </w:pPr>
-      <w:r>
-        <w:rPr>
-          <w:rFonts w:ascii="Lato" w:hAnsi="Lato" w:cs="Lato"/>
-          <w:sz w:val="21"/>
-          <w:szCs w:val="21"/>
-          <w:color w:val="111111"/>
-        </w:rPr>
-        <w:t xml:space="preserve">•</w:t>
-      </w:r>
-      <w:r>
-        <w:rPr>
-          <w:rFonts w:ascii="Lato" w:hAnsi="Lato" w:cs="Lato"/>
-          <w:sz w:val="21"/>
-          <w:szCs w:val="21"/>
-          <w:color w:val="111111"/>
-        </w:rPr>
-        <w:t xml:space="preserve">  </w:t>
-      </w:r>
-      <w:r>
-        <w:rPr>
-          <w:rFonts w:ascii="Lato" w:hAnsi="Lato" w:cs="Lato"/>
-          <w:sz w:val="21"/>
-          <w:szCs w:val="21"/>
-          <w:color w:val="111111"/>
-        </w:rPr>
-        <w:t xml:space="preserve">Reached 100% join integrity on repeat runs with schema-constrained LLM output and per-row IDs; the prior pipeline silently mislabeled 1 in 8 rows.</w:t>
       </w:r>
     </w:p>
     <w:p>
@@ -567,73 +567,40 @@
           <w:szCs w:val="21"/>
           <w:color w:val="111111"/>
         </w:rPr>
+        <w:t xml:space="preserve">Reduced production service dependencies 64% by consolidating a 14-Cloud-Function backend into a checkpointed Python/LangGraph workflow on GCP Cloud Run.</w:t>
+      </w:r>
+    </w:p>
+    <w:p>
+      <w:pPr>
+        <w:spacing w:before="0" w:after="10" w:line="248" w:lineRule="exact"/>
+        <w:ind w:left="200" w:hanging="200"/>
+      </w:pPr>
+      <w:r>
+        <w:rPr>
+          <w:rFonts w:ascii="Lato" w:hAnsi="Lato" w:cs="Lato"/>
+          <w:sz w:val="21"/>
+          <w:szCs w:val="21"/>
+          <w:color w:val="111111"/>
+        </w:rPr>
+        <w:t xml:space="preserve">•</w:t>
+      </w:r>
+      <w:r>
+        <w:rPr>
+          <w:rFonts w:ascii="Lato" w:hAnsi="Lato" w:cs="Lato"/>
+          <w:sz w:val="21"/>
+          <w:szCs w:val="21"/>
+          <w:color w:val="111111"/>
+        </w:rPr>
+        <w:t xml:space="preserve">  </w:t>
+      </w:r>
+      <w:r>
+        <w:rPr>
+          <w:rFonts w:ascii="Lato" w:hAnsi="Lato" w:cs="Lato"/>
+          <w:sz w:val="21"/>
+          <w:szCs w:val="21"/>
+          <w:color w:val="111111"/>
+        </w:rPr>
         <w:t xml:space="preserve">Expanded Playwright ingestion to 70,000+ records daily from 650+ venues, using proxy rotation, backoff and transactional locking to handle unreliable sources.</w:t>
-      </w:r>
-    </w:p>
-    <w:p>
-      <w:pPr>
-        <w:spacing w:before="0" w:after="10" w:line="248" w:lineRule="exact"/>
-        <w:ind w:left="200" w:hanging="200"/>
-      </w:pPr>
-      <w:r>
-        <w:rPr>
-          <w:rFonts w:ascii="Lato" w:hAnsi="Lato" w:cs="Lato"/>
-          <w:sz w:val="21"/>
-          <w:szCs w:val="21"/>
-          <w:color w:val="111111"/>
-        </w:rPr>
-        <w:t xml:space="preserve">•</w:t>
-      </w:r>
-      <w:r>
-        <w:rPr>
-          <w:rFonts w:ascii="Lato" w:hAnsi="Lato" w:cs="Lato"/>
-          <w:sz w:val="21"/>
-          <w:szCs w:val="21"/>
-          <w:color w:val="111111"/>
-        </w:rPr>
-        <w:t xml:space="preserve">  </w:t>
-      </w:r>
-      <w:r>
-        <w:rPr>
-          <w:rFonts w:ascii="Lato" w:hAnsi="Lato" w:cs="Lato"/>
-          <w:sz w:val="21"/>
-          <w:szCs w:val="21"/>
-          <w:color w:val="111111"/>
-        </w:rPr>
-        <w:t xml:space="preserve">Reduced production service dependencies 64% by consolidating a 14-Cloud-Function backend into a checkpointed Python/LangGraph workflow on GCP Cloud Run.</w:t>
-      </w:r>
-    </w:p>
-    <w:p>
-      <w:pPr>
-        <w:spacing w:before="0" w:after="10" w:line="248" w:lineRule="exact"/>
-        <w:ind w:left="200" w:hanging="200"/>
-      </w:pPr>
-      <w:r>
-        <w:rPr>
-          <w:rFonts w:ascii="Lato" w:hAnsi="Lato" w:cs="Lato"/>
-          <w:sz w:val="21"/>
-          <w:szCs w:val="21"/>
-          <w:color w:val="111111"/>
-        </w:rPr>
-        <w:t xml:space="preserve">•</w:t>
-      </w:r>
-      <w:r>
-        <w:rPr>
-          <w:rFonts w:ascii="Lato" w:hAnsi="Lato" w:cs="Lato"/>
-          <w:sz w:val="21"/>
-          <w:szCs w:val="21"/>
-          <w:color w:val="111111"/>
-        </w:rPr>
-        <w:t xml:space="preserve">  </w:t>
-      </w:r>
-      <w:r>
-        <w:rPr>
-          <w:rFonts w:ascii="Lato" w:hAnsi="Lato" w:cs="Lato"/>
-          <w:sz w:val="21"/>
-          <w:szCs w:val="21"/>
-          <w:color w:val="111111"/>
-        </w:rPr>
-        <w:t xml:space="preserve">Implemented pause-and-resume for incomplete records and retry-safe task processing through deterministic IDs and atomic Firestore claims.</w:t>
       </w:r>
     </w:p>
     <w:p>
@@ -829,6 +796,39 @@
           <w:szCs w:val="21"/>
           <w:color w:val="111111"/>
         </w:rPr>
+        <w:t xml:space="preserve">Built REST APIs and SQL-backed admin tools for ASU Online quiz platforms and question banks, with schema-level invariants protecting assessment integrity.</w:t>
+      </w:r>
+    </w:p>
+    <w:p>
+      <w:pPr>
+        <w:spacing w:before="0" w:after="10" w:line="248" w:lineRule="exact"/>
+        <w:ind w:left="200" w:hanging="200"/>
+      </w:pPr>
+      <w:r>
+        <w:rPr>
+          <w:rFonts w:ascii="Lato" w:hAnsi="Lato" w:cs="Lato"/>
+          <w:sz w:val="21"/>
+          <w:szCs w:val="21"/>
+          <w:color w:val="111111"/>
+        </w:rPr>
+        <w:t xml:space="preserve">•</w:t>
+      </w:r>
+      <w:r>
+        <w:rPr>
+          <w:rFonts w:ascii="Lato" w:hAnsi="Lato" w:cs="Lato"/>
+          <w:sz w:val="21"/>
+          <w:szCs w:val="21"/>
+          <w:color w:val="111111"/>
+        </w:rPr>
+        <w:t xml:space="preserve">  </w:t>
+      </w:r>
+      <w:r>
+        <w:rPr>
+          <w:rFonts w:ascii="Lato" w:hAnsi="Lato" w:cs="Lato"/>
+          <w:sz w:val="21"/>
+          <w:szCs w:val="21"/>
+          <w:color w:val="111111"/>
+        </w:rPr>
         <w:t xml:space="preserve">Enabled configuration-based college onboarding through tenant-scoped retrieval, keeping each college's documents within its own search boundary.</w:t>
       </w:r>
     </w:p>
@@ -863,39 +863,6 @@
           <w:color w:val="111111"/>
         </w:rPr>
         <w:t xml:space="preserve">Cut transcript-analysis time from four hours to 15 minutes with a Neo4j knowledge graph and schema-validated, LLM-generated Cypher queries.</w:t>
-      </w:r>
-    </w:p>
-    <w:p>
-      <w:pPr>
-        <w:spacing w:before="0" w:after="10" w:line="248" w:lineRule="exact"/>
-        <w:ind w:left="200" w:hanging="200"/>
-      </w:pPr>
-      <w:r>
-        <w:rPr>
-          <w:rFonts w:ascii="Lato" w:hAnsi="Lato" w:cs="Lato"/>
-          <w:sz w:val="21"/>
-          <w:szCs w:val="21"/>
-          <w:color w:val="111111"/>
-        </w:rPr>
-        <w:t xml:space="preserve">•</w:t>
-      </w:r>
-      <w:r>
-        <w:rPr>
-          <w:rFonts w:ascii="Lato" w:hAnsi="Lato" w:cs="Lato"/>
-          <w:sz w:val="21"/>
-          <w:szCs w:val="21"/>
-          <w:color w:val="111111"/>
-        </w:rPr>
-        <w:t xml:space="preserve">  </w:t>
-      </w:r>
-      <w:r>
-        <w:rPr>
-          <w:rFonts w:ascii="Lato" w:hAnsi="Lato" w:cs="Lato"/>
-          <w:sz w:val="21"/>
-          <w:szCs w:val="21"/>
-          <w:color w:val="111111"/>
-        </w:rPr>
-        <w:t xml:space="preserve">Established Prompt Flow release checks for groundedness, relevance and coherence, evaluating prompt changes against measured results before deployment.</w:t>
       </w:r>
     </w:p>
     <w:p>
@@ -1063,39 +1030,6 @@
     </w:p>
     <w:p>
       <w:pPr>
-        <w:spacing w:before="0" w:after="10" w:line="248" w:lineRule="exact"/>
-        <w:ind w:left="200" w:hanging="200"/>
-      </w:pPr>
-      <w:r>
-        <w:rPr>
-          <w:rFonts w:ascii="Lato" w:hAnsi="Lato" w:cs="Lato"/>
-          <w:sz w:val="21"/>
-          <w:szCs w:val="21"/>
-          <w:color w:val="111111"/>
-        </w:rPr>
-        <w:t xml:space="preserve">•</w:t>
-      </w:r>
-      <w:r>
-        <w:rPr>
-          <w:rFonts w:ascii="Lato" w:hAnsi="Lato" w:cs="Lato"/>
-          <w:sz w:val="21"/>
-          <w:szCs w:val="21"/>
-          <w:color w:val="111111"/>
-        </w:rPr>
-        <w:t xml:space="preserve">  </w:t>
-      </w:r>
-      <w:r>
-        <w:rPr>
-          <w:rFonts w:ascii="Lato" w:hAnsi="Lato" w:cs="Lato"/>
-          <w:sz w:val="21"/>
-          <w:szCs w:val="21"/>
-          <w:color w:val="111111"/>
-        </w:rPr>
-        <w:t xml:space="preserve">Enforced uniqueness, not-null and range constraints in PostgreSQL to reject invalid records during ingestion.</w:t>
-      </w:r>
-    </w:p>
-    <w:p>
-      <w:pPr>
         <w:keepNext/>
         <w:tabs>
           <w:tab w:val="right" w:pos="10656"/>
@@ -1188,6 +1122,39 @@
           <w:szCs w:val="21"/>
           <w:color w:val="111111"/>
         </w:rPr>
+        <w:t xml:space="preserve">Built React and Redux apps with normalized client state and typed REST integration, raising measured UX scores 40%.</w:t>
+      </w:r>
+    </w:p>
+    <w:p>
+      <w:pPr>
+        <w:spacing w:before="0" w:after="10" w:line="248" w:lineRule="exact"/>
+        <w:ind w:left="200" w:hanging="200"/>
+      </w:pPr>
+      <w:r>
+        <w:rPr>
+          <w:rFonts w:ascii="Lato" w:hAnsi="Lato" w:cs="Lato"/>
+          <w:sz w:val="21"/>
+          <w:szCs w:val="21"/>
+          <w:color w:val="111111"/>
+        </w:rPr>
+        <w:t xml:space="preserve">•</w:t>
+      </w:r>
+      <w:r>
+        <w:rPr>
+          <w:rFonts w:ascii="Lato" w:hAnsi="Lato" w:cs="Lato"/>
+          <w:sz w:val="21"/>
+          <w:szCs w:val="21"/>
+          <w:color w:val="111111"/>
+        </w:rPr>
+        <w:t xml:space="preserve">  </w:t>
+      </w:r>
+      <w:r>
+        <w:rPr>
+          <w:rFonts w:ascii="Lato" w:hAnsi="Lato" w:cs="Lato"/>
+          <w:sz w:val="21"/>
+          <w:szCs w:val="21"/>
+          <w:color w:val="111111"/>
+        </w:rPr>
         <w:t xml:space="preserve">Migrated a C#/.NET monolith to Dockerized Kubernetes microservices, reducing infrastructure cost 20% and resource footprint 35%.</w:t>
       </w:r>
     </w:p>
@@ -1222,39 +1189,6 @@
           <w:color w:val="111111"/>
         </w:rPr>
         <w:t xml:space="preserve">Reduced deployment time 70% and production incidents 40% through containerized CI/CD and SonarQube quality gates.</w:t>
-      </w:r>
-    </w:p>
-    <w:p>
-      <w:pPr>
-        <w:spacing w:before="0" w:after="10" w:line="248" w:lineRule="exact"/>
-        <w:ind w:left="200" w:hanging="200"/>
-      </w:pPr>
-      <w:r>
-        <w:rPr>
-          <w:rFonts w:ascii="Lato" w:hAnsi="Lato" w:cs="Lato"/>
-          <w:sz w:val="21"/>
-          <w:szCs w:val="21"/>
-          <w:color w:val="111111"/>
-        </w:rPr>
-        <w:t xml:space="preserve">•</w:t>
-      </w:r>
-      <w:r>
-        <w:rPr>
-          <w:rFonts w:ascii="Lato" w:hAnsi="Lato" w:cs="Lato"/>
-          <w:sz w:val="21"/>
-          <w:szCs w:val="21"/>
-          <w:color w:val="111111"/>
-        </w:rPr>
-        <w:t xml:space="preserve">  </w:t>
-      </w:r>
-      <w:r>
-        <w:rPr>
-          <w:rFonts w:ascii="Lato" w:hAnsi="Lato" w:cs="Lato"/>
-          <w:sz w:val="21"/>
-          <w:szCs w:val="21"/>
-          <w:color w:val="111111"/>
-        </w:rPr>
-        <w:t xml:space="preserve">Built a Redis-backed desk-booking service used across 300+ offices at Fortune 500 companies.</w:t>
       </w:r>
     </w:p>
     <w:p>

--- a/public/Archit_Agrawal_Resume_Detailed.docx
+++ b/public/Archit_Agrawal_Resume_Detailed.docx
@@ -763,7 +763,7 @@
           <w:szCs w:val="21"/>
           <w:color w:val="111111"/>
         </w:rPr>
-        <w:t xml:space="preserve">Increased assessment-tool engagement 35% and reduced bounce 20% by building React and Material UI workflows for bulk import, question reuse and revision comparison.</w:t>
+        <w:t xml:space="preserve">Increased assessment-tool engagement 35% and reduced bounce 20% by building responsive React and Material UI workflows for bulk import, question reuse and revision comparison.</w:t>
       </w:r>
     </w:p>
     <w:p>
@@ -1389,7 +1389,7 @@
           <w:b/>
           <w:color w:val="111111"/>
         </w:rPr>
-        <w:t xml:space="preserve">PrismSplit</w:t>
+        <w:t xml:space="preserve">Clash Royale Analytics</w:t>
       </w:r>
       <w:r>
         <w:tab/>
@@ -1402,106 +1402,73 @@
           <w:b/>
           <w:color w:val="111111"/>
         </w:rPr>
-        <w:t xml:space="preserve">2025 - Present</w:t>
-      </w:r>
-    </w:p>
-    <w:p>
-      <w:pPr>
-        <w:spacing w:before="0" w:after="10" w:line="248" w:lineRule="exact"/>
-        <w:ind w:left="200" w:hanging="200"/>
-      </w:pPr>
-      <w:r>
-        <w:rPr>
-          <w:rFonts w:ascii="Lato" w:hAnsi="Lato" w:cs="Lato"/>
-          <w:sz w:val="21"/>
-          <w:szCs w:val="21"/>
-          <w:color w:val="111111"/>
-        </w:rPr>
-        <w:t xml:space="preserve">•</w:t>
-      </w:r>
-      <w:r>
-        <w:rPr>
-          <w:rFonts w:ascii="Lato" w:hAnsi="Lato" w:cs="Lato"/>
-          <w:sz w:val="21"/>
-          <w:szCs w:val="21"/>
-          <w:color w:val="111111"/>
-        </w:rPr>
-        <w:t xml:space="preserve">  </w:t>
-      </w:r>
-      <w:r>
-        <w:rPr>
-          <w:rFonts w:ascii="Lato" w:hAnsi="Lato" w:cs="Lato"/>
-          <w:sz w:val="21"/>
-          <w:szCs w:val="21"/>
-          <w:color w:val="111111"/>
-        </w:rPr>
-        <w:t xml:space="preserve">Built a TypeScript/React Native expense app with transactional PostgreSQL billing and settlement, integer-cent accounting and offline write persistence.</w:t>
-      </w:r>
-    </w:p>
-    <w:p>
-      <w:pPr>
-        <w:spacing w:before="0" w:after="10" w:line="248" w:lineRule="exact"/>
-        <w:ind w:left="200" w:hanging="200"/>
-      </w:pPr>
-      <w:r>
-        <w:rPr>
-          <w:rFonts w:ascii="Lato" w:hAnsi="Lato" w:cs="Lato"/>
-          <w:sz w:val="21"/>
-          <w:szCs w:val="21"/>
-          <w:color w:val="111111"/>
-        </w:rPr>
-        <w:t xml:space="preserve">•</w:t>
-      </w:r>
-      <w:r>
-        <w:rPr>
-          <w:rFonts w:ascii="Lato" w:hAnsi="Lato" w:cs="Lato"/>
-          <w:sz w:val="21"/>
-          <w:szCs w:val="21"/>
-          <w:color w:val="111111"/>
-        </w:rPr>
-        <w:t xml:space="preserve">  </w:t>
-      </w:r>
-      <w:r>
-        <w:rPr>
-          <w:rFonts w:ascii="Lato" w:hAnsi="Lato" w:cs="Lato"/>
-          <w:sz w:val="21"/>
-          <w:szCs w:val="21"/>
-          <w:color w:val="111111"/>
-        </w:rPr>
-        <w:t xml:space="preserve">Added idempotency keys, real-time Supabase subscriptions and versioned persistence to handle retries and cached data across app upgrades.</w:t>
-      </w:r>
-    </w:p>
-    <w:p>
-      <w:pPr>
-        <w:spacing w:before="0" w:after="10" w:line="248" w:lineRule="exact"/>
-        <w:ind w:left="200" w:hanging="200"/>
-      </w:pPr>
-      <w:r>
-        <w:rPr>
-          <w:rFonts w:ascii="Lato" w:hAnsi="Lato" w:cs="Lato"/>
-          <w:sz w:val="21"/>
-          <w:szCs w:val="21"/>
-          <w:color w:val="111111"/>
-        </w:rPr>
-        <w:t xml:space="preserve">•</w:t>
-      </w:r>
-      <w:r>
-        <w:rPr>
-          <w:rFonts w:ascii="Lato" w:hAnsi="Lato" w:cs="Lato"/>
-          <w:sz w:val="21"/>
-          <w:szCs w:val="21"/>
-          <w:color w:val="111111"/>
-        </w:rPr>
-        <w:t xml:space="preserve">  </w:t>
-      </w:r>
-      <w:r>
-        <w:rPr>
-          <w:rFonts w:ascii="Lato" w:hAnsi="Lato" w:cs="Lato"/>
-          <w:sz w:val="21"/>
-          <w:szCs w:val="21"/>
-          <w:color w:val="111111"/>
-        </w:rPr>
-        <w:t xml:space="preserve">Wrote Jest unit and interaction tests, Maestro end-to-end flows and Android release-build checks.</w:t>
+        <w:t xml:space="preserve">2025</w:t>
+      </w:r>
+    </w:p>
+    <w:p>
+      <w:pPr>
+        <w:spacing w:before="0" w:after="10" w:line="248" w:lineRule="exact"/>
+        <w:ind w:left="200" w:hanging="200"/>
+      </w:pPr>
+      <w:r>
+        <w:rPr>
+          <w:rFonts w:ascii="Lato" w:hAnsi="Lato" w:cs="Lato"/>
+          <w:sz w:val="21"/>
+          <w:szCs w:val="21"/>
+          <w:color w:val="111111"/>
+        </w:rPr>
+        <w:t xml:space="preserve">•</w:t>
+      </w:r>
+      <w:r>
+        <w:rPr>
+          <w:rFonts w:ascii="Lato" w:hAnsi="Lato" w:cs="Lato"/>
+          <w:sz w:val="21"/>
+          <w:szCs w:val="21"/>
+          <w:color w:val="111111"/>
+        </w:rPr>
+        <w:t xml:space="preserve">  </w:t>
+      </w:r>
+      <w:r>
+        <w:rPr>
+          <w:rFonts w:ascii="Lato" w:hAnsi="Lato" w:cs="Lato"/>
+          <w:sz w:val="21"/>
+          <w:szCs w:val="21"/>
+          <w:color w:val="111111"/>
+        </w:rPr>
+        <w:t xml:space="preserve">Built a serverless analytics platform on Cloudflare Workers and D1 with Drizzle ORM, fronted by Next.js 16 and React 19 on Vercel, with cross-filtered D3 visualizations.</w:t>
+      </w:r>
+    </w:p>
+    <w:p>
+      <w:pPr>
+        <w:spacing w:before="0" w:after="10" w:line="248" w:lineRule="exact"/>
+        <w:ind w:left="200" w:hanging="200"/>
+      </w:pPr>
+      <w:r>
+        <w:rPr>
+          <w:rFonts w:ascii="Lato" w:hAnsi="Lato" w:cs="Lato"/>
+          <w:sz w:val="21"/>
+          <w:szCs w:val="21"/>
+          <w:color w:val="111111"/>
+        </w:rPr>
+        <w:t xml:space="preserve">•</w:t>
+      </w:r>
+      <w:r>
+        <w:rPr>
+          <w:rFonts w:ascii="Lato" w:hAnsi="Lato" w:cs="Lato"/>
+          <w:sz w:val="21"/>
+          <w:szCs w:val="21"/>
+          <w:color w:val="111111"/>
+        </w:rPr>
+        <w:t xml:space="preserve">  </w:t>
+      </w:r>
+      <w:r>
+        <w:rPr>
+          <w:rFonts w:ascii="Lato" w:hAnsi="Lato" w:cs="Lato"/>
+          <w:sz w:val="21"/>
+          <w:szCs w:val="21"/>
+          <w:color w:val="111111"/>
+        </w:rPr>
+        <w:t xml:space="preserve">Shipped accessibility with skip navigation, focus traps, reduced-motion support and 44-pixel touch targets.</w:t>
       </w:r>
     </w:p>
     <w:p>
@@ -1520,7 +1487,7 @@
           <w:b/>
           <w:color w:val="111111"/>
         </w:rPr>
-        <w:t xml:space="preserve">No-Code Pipeline Builder</w:t>
+        <w:t xml:space="preserve">PrismSplit</w:t>
       </w:r>
       <w:r>
         <w:tab/>
@@ -1533,73 +1500,171 @@
           <w:b/>
           <w:color w:val="111111"/>
         </w:rPr>
-        <w:t xml:space="preserve">2025</w:t>
-      </w:r>
-    </w:p>
-    <w:p>
-      <w:pPr>
-        <w:spacing w:before="0" w:after="10" w:line="248" w:lineRule="exact"/>
-        <w:ind w:left="200" w:hanging="200"/>
-      </w:pPr>
-      <w:r>
-        <w:rPr>
-          <w:rFonts w:ascii="Lato" w:hAnsi="Lato" w:cs="Lato"/>
-          <w:sz w:val="21"/>
-          <w:szCs w:val="21"/>
-          <w:color w:val="111111"/>
-        </w:rPr>
-        <w:t xml:space="preserve">•</w:t>
-      </w:r>
-      <w:r>
-        <w:rPr>
-          <w:rFonts w:ascii="Lato" w:hAnsi="Lato" w:cs="Lato"/>
-          <w:sz w:val="21"/>
-          <w:szCs w:val="21"/>
-          <w:color w:val="111111"/>
-        </w:rPr>
-        <w:t xml:space="preserve">  </w:t>
-      </w:r>
-      <w:r>
-        <w:rPr>
-          <w:rFonts w:ascii="Lato" w:hAnsi="Lato" w:cs="Lato"/>
-          <w:sz w:val="21"/>
-          <w:szCs w:val="21"/>
-          <w:color w:val="111111"/>
-        </w:rPr>
-        <w:t xml:space="preserve">Built a React/ReactFlow workflow editor with typed nodes, undo/redo and autosave, backed by FastAPI graph validation.</w:t>
-      </w:r>
-    </w:p>
-    <w:p>
-      <w:pPr>
-        <w:spacing w:before="0" w:after="10" w:line="248" w:lineRule="exact"/>
-        <w:ind w:left="200" w:hanging="200"/>
-      </w:pPr>
-      <w:r>
-        <w:rPr>
-          <w:rFonts w:ascii="Lato" w:hAnsi="Lato" w:cs="Lato"/>
-          <w:sz w:val="21"/>
-          <w:szCs w:val="21"/>
-          <w:color w:val="111111"/>
-        </w:rPr>
-        <w:t xml:space="preserve">•</w:t>
-      </w:r>
-      <w:r>
-        <w:rPr>
-          <w:rFonts w:ascii="Lato" w:hAnsi="Lato" w:cs="Lato"/>
-          <w:sz w:val="21"/>
-          <w:szCs w:val="21"/>
-          <w:color w:val="111111"/>
-        </w:rPr>
-        <w:t xml:space="preserve">  </w:t>
-      </w:r>
-      <w:r>
-        <w:rPr>
-          <w:rFonts w:ascii="Lato" w:hAnsi="Lato" w:cs="Lato"/>
-          <w:sz w:val="21"/>
-          <w:szCs w:val="21"/>
-          <w:color w:val="111111"/>
-        </w:rPr>
-        <w:t xml:space="preserve">Tested editor history, persistence and keyboard interactions with Jest, React Testing Library and property-based tests.</w:t>
+        <w:t xml:space="preserve">2025 - Present</w:t>
+      </w:r>
+    </w:p>
+    <w:p>
+      <w:pPr>
+        <w:spacing w:before="0" w:after="10" w:line="248" w:lineRule="exact"/>
+        <w:ind w:left="200" w:hanging="200"/>
+      </w:pPr>
+      <w:r>
+        <w:rPr>
+          <w:rFonts w:ascii="Lato" w:hAnsi="Lato" w:cs="Lato"/>
+          <w:sz w:val="21"/>
+          <w:szCs w:val="21"/>
+          <w:color w:val="111111"/>
+        </w:rPr>
+        <w:t xml:space="preserve">•</w:t>
+      </w:r>
+      <w:r>
+        <w:rPr>
+          <w:rFonts w:ascii="Lato" w:hAnsi="Lato" w:cs="Lato"/>
+          <w:sz w:val="21"/>
+          <w:szCs w:val="21"/>
+          <w:color w:val="111111"/>
+        </w:rPr>
+        <w:t xml:space="preserve">  </w:t>
+      </w:r>
+      <w:r>
+        <w:rPr>
+          <w:rFonts w:ascii="Lato" w:hAnsi="Lato" w:cs="Lato"/>
+          <w:sz w:val="21"/>
+          <w:szCs w:val="21"/>
+          <w:color w:val="111111"/>
+        </w:rPr>
+        <w:t xml:space="preserve">Built a TypeScript/React Native expense app with transactional PostgreSQL billing and settlement, integer-cent accounting and offline write persistence.</w:t>
+      </w:r>
+    </w:p>
+    <w:p>
+      <w:pPr>
+        <w:spacing w:before="0" w:after="10" w:line="248" w:lineRule="exact"/>
+        <w:ind w:left="200" w:hanging="200"/>
+      </w:pPr>
+      <w:r>
+        <w:rPr>
+          <w:rFonts w:ascii="Lato" w:hAnsi="Lato" w:cs="Lato"/>
+          <w:sz w:val="21"/>
+          <w:szCs w:val="21"/>
+          <w:color w:val="111111"/>
+        </w:rPr>
+        <w:t xml:space="preserve">•</w:t>
+      </w:r>
+      <w:r>
+        <w:rPr>
+          <w:rFonts w:ascii="Lato" w:hAnsi="Lato" w:cs="Lato"/>
+          <w:sz w:val="21"/>
+          <w:szCs w:val="21"/>
+          <w:color w:val="111111"/>
+        </w:rPr>
+        <w:t xml:space="preserve">  </w:t>
+      </w:r>
+      <w:r>
+        <w:rPr>
+          <w:rFonts w:ascii="Lato" w:hAnsi="Lato" w:cs="Lato"/>
+          <w:sz w:val="21"/>
+          <w:szCs w:val="21"/>
+          <w:color w:val="111111"/>
+        </w:rPr>
+        <w:t xml:space="preserve">Added idempotency keys, real-time Supabase subscriptions and versioned persistence to handle retries and cached data across app upgrades.</w:t>
+      </w:r>
+    </w:p>
+    <w:p>
+      <w:pPr>
+        <w:spacing w:before="0" w:after="10" w:line="248" w:lineRule="exact"/>
+        <w:ind w:left="200" w:hanging="200"/>
+      </w:pPr>
+      <w:r>
+        <w:rPr>
+          <w:rFonts w:ascii="Lato" w:hAnsi="Lato" w:cs="Lato"/>
+          <w:sz w:val="21"/>
+          <w:szCs w:val="21"/>
+          <w:color w:val="111111"/>
+        </w:rPr>
+        <w:t xml:space="preserve">•</w:t>
+      </w:r>
+      <w:r>
+        <w:rPr>
+          <w:rFonts w:ascii="Lato" w:hAnsi="Lato" w:cs="Lato"/>
+          <w:sz w:val="21"/>
+          <w:szCs w:val="21"/>
+          <w:color w:val="111111"/>
+        </w:rPr>
+        <w:t xml:space="preserve">  </w:t>
+      </w:r>
+      <w:r>
+        <w:rPr>
+          <w:rFonts w:ascii="Lato" w:hAnsi="Lato" w:cs="Lato"/>
+          <w:sz w:val="21"/>
+          <w:szCs w:val="21"/>
+          <w:color w:val="111111"/>
+        </w:rPr>
+        <w:t xml:space="preserve">Wrote Jest unit and interaction tests, Maestro end-to-end flows and Android release-build checks.</w:t>
+      </w:r>
+    </w:p>
+    <w:p>
+      <w:pPr>
+        <w:keepNext/>
+        <w:tabs>
+          <w:tab w:val="right" w:pos="10656"/>
+        </w:tabs>
+        <w:spacing w:before="60" w:after="0" w:line="248" w:lineRule="exact"/>
+      </w:pPr>
+      <w:r>
+        <w:rPr>
+          <w:rFonts w:ascii="Lato" w:hAnsi="Lato" w:cs="Lato"/>
+          <w:sz w:val="21"/>
+          <w:szCs w:val="21"/>
+          <w:b/>
+          <w:color w:val="111111"/>
+        </w:rPr>
+        <w:t xml:space="preserve">E-Commerce Platform</w:t>
+      </w:r>
+      <w:r>
+        <w:tab/>
+      </w:r>
+      <w:r>
+        <w:rPr>
+          <w:rFonts w:ascii="Lato" w:hAnsi="Lato" w:cs="Lato"/>
+          <w:sz w:val="21"/>
+          <w:szCs w:val="21"/>
+          <w:b/>
+          <w:color w:val="111111"/>
+        </w:rPr>
+        <w:t xml:space="preserve">09/2024 - 12/2024</w:t>
+      </w:r>
+    </w:p>
+    <w:p>
+      <w:pPr>
+        <w:spacing w:before="0" w:after="10" w:line="248" w:lineRule="exact"/>
+        <w:ind w:left="200" w:hanging="200"/>
+      </w:pPr>
+      <w:r>
+        <w:rPr>
+          <w:rFonts w:ascii="Lato" w:hAnsi="Lato" w:cs="Lato"/>
+          <w:sz w:val="21"/>
+          <w:szCs w:val="21"/>
+          <w:color w:val="111111"/>
+        </w:rPr>
+        <w:t xml:space="preserve">•</w:t>
+      </w:r>
+      <w:r>
+        <w:rPr>
+          <w:rFonts w:ascii="Lato" w:hAnsi="Lato" w:cs="Lato"/>
+          <w:sz w:val="21"/>
+          <w:szCs w:val="21"/>
+          <w:color w:val="111111"/>
+        </w:rPr>
+        <w:t xml:space="preserve">  </w:t>
+      </w:r>
+      <w:r>
+        <w:rPr>
+          <w:rFonts w:ascii="Lato" w:hAnsi="Lato" w:cs="Lato"/>
+          <w:sz w:val="21"/>
+          <w:szCs w:val="21"/>
+          <w:color w:val="111111"/>
+        </w:rPr>
+        <w:t xml:space="preserve">Built an e-commerce platform with a Django REST API, React frontend, Stripe payments, PostgreSQL with Redis caching, Docker and GitHub Actions CI.</w:t>
       </w:r>
     </w:p>
     <w:p>
@@ -1642,7 +1707,7 @@
           <w:szCs w:val="21"/>
           <w:color w:val="111111"/>
         </w:rPr>
-        <w:t xml:space="preserve">Python, TypeScript, JavaScript, SQL, C#</w:t>
+        <w:t xml:space="preserve">TypeScript, JavaScript, Python, Java, SQL, C#, HTML, CSS</w:t>
       </w:r>
     </w:p>
     <w:p>
@@ -1666,7 +1731,7 @@
           <w:szCs w:val="21"/>
           <w:color w:val="111111"/>
         </w:rPr>
-        <w:t xml:space="preserve">React, Next.js, Vue/Nuxt, React Native, ReactFlow, Zustand, Material UI</w:t>
+        <w:t xml:space="preserve">React, Next.js, Vue/Nuxt, Angular, React Native, Redux, Zustand, TanStack Query, Tailwind CSS, Material UI, D3</w:t>
       </w:r>
     </w:p>
     <w:p>
@@ -1690,7 +1755,7 @@
           <w:szCs w:val="21"/>
           <w:color w:val="111111"/>
         </w:rPr>
-        <w:t xml:space="preserve">Node.js, NestJS, FastAPI, Express, .NET 8, REST APIs, WebSockets, JWT</w:t>
+        <w:t xml:space="preserve">Node.js, NestJS, Express, FastAPI, Django, Flask, .NET 8, REST APIs, WebSockets, JWT</w:t>
       </w:r>
     </w:p>
     <w:p>
@@ -1714,7 +1779,7 @@
           <w:szCs w:val="21"/>
           <w:color w:val="111111"/>
         </w:rPr>
-        <w:t xml:space="preserve">PostgreSQL, Redis, DuckDB, Firestore, Algolia, Supabase, Neo4j, pgvector</w:t>
+        <w:t xml:space="preserve">PostgreSQL, MySQL, Redis, DynamoDB, Firestore, Supabase, DuckDB, Algolia, Neo4j, pgvector</w:t>
       </w:r>
     </w:p>
     <w:p>
@@ -1738,7 +1803,7 @@
           <w:szCs w:val="21"/>
           <w:color w:val="111111"/>
         </w:rPr>
-        <w:t xml:space="preserve">AWS (Lambda, S3, SQS, Step Functions, CDK), GCP Cloud Run, Docker, Kubernetes, CI/CD</w:t>
+        <w:t xml:space="preserve">AWS (Lambda, API Gateway, S3, SQS, Step Functions, CDK), GCP Cloud Run, Vercel, Cloudflare Workers, Docker, Kubernetes, GitHub Actions</w:t>
       </w:r>
     </w:p>
     <w:p>
@@ -1762,7 +1827,7 @@
           <w:szCs w:val="21"/>
           <w:color w:val="111111"/>
         </w:rPr>
-        <w:t xml:space="preserve">pytest, Jest, Vitest, React Testing Library, Playwright, Maestro, Locust, SonarQube, Logfire</w:t>
+        <w:t xml:space="preserve">Jest, Vitest, React Testing Library, Maestro, pytest, Locust, SonarQube, Logfire, OpenTelemetry</w:t>
       </w:r>
     </w:p>
     <w:p>
@@ -1786,7 +1851,7 @@
           <w:szCs w:val="21"/>
           <w:color w:val="111111"/>
         </w:rPr>
-        <w:t xml:space="preserve">AWS Bedrock, LangGraph, RAG, LLM evaluation, MCP</w:t>
+        <w:t xml:space="preserve">AWS Bedrock, OpenAI, LangGraph, RAG, LLM evals, MCP</w:t>
       </w:r>
     </w:p>
     <w:p>
